--- a/downloads/workbook/bridge-week-05.docx
+++ b/downloads/workbook/bridge-week-05.docx
@@ -939,6 +939,178 @@
         <w:t>Project connection: For Python readiness before the Responsible Plant Classifier, retain a trace of the values, the predicted outputs and the changed-case explanation. Use actual Python 3 results to check the prediction after reasoning first.</w:t>
       </w:r>
     </w:p>
+    <w:p>
+      <w:pPr>
+        <w:pStyle w:val="Heading1"/>
+      </w:pPr>
+      <w:r>
+        <w:t>13. Project portfolio milestone</w:t>
+      </w:r>
+    </w:p>
+    <w:p>
+      <w:r>
+        <w:t>Project: Python readiness portfolio</w:t>
+      </w:r>
+    </w:p>
+    <w:p>
+      <w:r>
+        <w:t>Current milestone: Python readiness portfolio. Keep runnable code, predictions, actual outputs, one repaired error and an explanation of a function on changed inputs.</w:t>
+      </w:r>
+    </w:p>
+    <w:p>
+      <w:r>
+        <w:t>For Python readiness before the Responsible Plant Classifier, retain a trace of the values, the predicted outputs and the changed-case explanation. Use actual Python 3 results to check the prediction after reasoning first.</w:t>
+      </w:r>
+    </w:p>
+    <w:tbl>
+      <w:tblPr>
+        <w:tblStyle w:val="LightShading-Accent1"/>
+        <w:tblW w:type="auto" w:w="0"/>
+        <w:tblLook w:firstColumn="1" w:firstRow="1" w:lastColumn="0" w:lastRow="0" w:noHBand="0" w:noVBand="1" w:val="04A0"/>
+      </w:tblPr>
+      <w:tblGrid>
+        <w:gridCol w:w="5112"/>
+        <w:gridCol w:w="5112"/>
+      </w:tblGrid>
+      <w:tr>
+        <w:trPr>
+          <w:tblHeader/>
+        </w:trPr>
+        <w:tc>
+          <w:tcPr>
+            <w:tcW w:type="dxa" w:w="5112"/>
+          </w:tcPr>
+          <w:p>
+            <w:r>
+              <w:t>Evidence to keep</w:t>
+            </w:r>
+          </w:p>
+        </w:tc>
+        <w:tc>
+          <w:tcPr>
+            <w:tcW w:type="dxa" w:w="5112"/>
+          </w:tcPr>
+          <w:p>
+            <w:r>
+              <w:t>My record</w:t>
+            </w:r>
+          </w:p>
+        </w:tc>
+      </w:tr>
+      <w:tr>
+        <w:tc>
+          <w:tcPr>
+            <w:tcW w:type="dxa" w:w="5112"/>
+          </w:tcPr>
+          <w:p>
+            <w:r>
+              <w:t>This week’s input and deciding step</w:t>
+            </w:r>
+          </w:p>
+        </w:tc>
+        <w:tc>
+          <w:tcPr>
+            <w:tcW w:type="dxa" w:w="5112"/>
+          </w:tcPr>
+          <w:p>
+            <w:r/>
+          </w:p>
+        </w:tc>
+      </w:tr>
+      <w:tr>
+        <w:tc>
+          <w:tcPr>
+            <w:tcW w:type="dxa" w:w="5112"/>
+          </w:tcPr>
+          <w:p>
+            <w:r>
+              <w:t>Prediction and actual result (or labelled paper trace)</w:t>
+            </w:r>
+          </w:p>
+        </w:tc>
+        <w:tc>
+          <w:tcPr>
+            <w:tcW w:type="dxa" w:w="5112"/>
+          </w:tcPr>
+          <w:p>
+            <w:r/>
+          </w:p>
+        </w:tc>
+      </w:tr>
+      <w:tr>
+        <w:tc>
+          <w:tcPr>
+            <w:tcW w:type="dxa" w:w="5112"/>
+          </w:tcPr>
+          <w:p>
+            <w:r>
+              <w:t>One change since the previous checkpoint and why</w:t>
+            </w:r>
+          </w:p>
+        </w:tc>
+        <w:tc>
+          <w:tcPr>
+            <w:tcW w:type="dxa" w:w="5112"/>
+          </w:tcPr>
+          <w:p>
+            <w:r/>
+          </w:p>
+        </w:tc>
+      </w:tr>
+      <w:tr>
+        <w:tc>
+          <w:tcPr>
+            <w:tcW w:type="dxa" w:w="5112"/>
+          </w:tcPr>
+          <w:p>
+            <w:r>
+              <w:t>One error or limit and the next test</w:t>
+            </w:r>
+          </w:p>
+        </w:tc>
+        <w:tc>
+          <w:tcPr>
+            <w:tcW w:type="dxa" w:w="5112"/>
+          </w:tcPr>
+          <w:p>
+            <w:r/>
+          </w:p>
+        </w:tc>
+      </w:tr>
+    </w:tbl>
+    <w:p>
+      <w:pPr>
+        <w:pStyle w:val="Heading3"/>
+      </w:pPr>
+      <w:r>
+        <w:t>Explain what this week adds to your project. Reuse last week’s record rather than starting again.</w:t>
+      </w:r>
+    </w:p>
+    <w:p>
+      <w:r>
+        <w:t>________________________________________________________________</w:t>
+      </w:r>
+    </w:p>
+    <w:p>
+      <w:r>
+        <w:t>________________________________________________________________</w:t>
+      </w:r>
+    </w:p>
+    <w:p>
+      <w:r>
+        <w:t>________________________________________________________________</w:t>
+      </w:r>
+    </w:p>
+    <w:p>
+      <w:r>
+        <w:t>________________________________________________________________</w:t>
+      </w:r>
+    </w:p>
+    <w:p>
+      <w:r>
+        <w:t>________________________________________________________________</w:t>
+      </w:r>
+    </w:p>
     <w:sectPr>
       <w:pgSz w:w="12240" w:h="15840"/>
       <w:pgMar w:top="936" w:right="1008" w:bottom="936" w:left="1008" w:header="720" w:footer="720" w:gutter="0"/>

--- a/downloads/workbook/bridge-week-05.docx
+++ b/downloads/workbook/bridge-week-05.docx
@@ -1111,6 +1111,243 @@
         <w:t>________________________________________________________________</w:t>
       </w:r>
     </w:p>
+    <w:p>
+      <w:pPr>
+        <w:pStyle w:val="Heading1"/>
+      </w:pPr>
+      <w:r>
+        <w:t>14. Supported practice and learning evidence</w:t>
+      </w:r>
+    </w:p>
+    <w:p>
+      <w:r>
+        <w:t>Use this supported practice once, in the browser or on paper. Keep the reserved independent assessment for a separate first attempt before teacher feedback.</w:t>
+      </w:r>
+    </w:p>
+    <w:p>
+      <w:r>
+        <w:t>Check invalid values before branching. A toy shelf label uses fewer than five books as "small", otherwise "large", but negative counts are invalid.</w:t>
+      </w:r>
+    </w:p>
+    <w:p>
+      <w:pPr>
+        <w:pStyle w:val="Heading3"/>
+      </w:pPr>
+      <w:r>
+        <w:t>Practice 1: explain the deciding evidence</w:t>
+      </w:r>
+    </w:p>
+    <w:p>
+      <w:r>
+        <w:t>Which labelled step matches this detail? For count=5, both earlier conditions fail, so large is selected.</w:t>
+      </w:r>
+    </w:p>
+    <w:p>
+      <w:r>
+        <w:t>1. Check validity</w:t>
+      </w:r>
+    </w:p>
+    <w:p>
+      <w:r>
+        <w:t>2. Handle equality</w:t>
+      </w:r>
+    </w:p>
+    <w:p>
+      <w:r>
+        <w:t>3. Check small boundary</w:t>
+      </w:r>
+    </w:p>
+    <w:p>
+      <w:pPr>
+        <w:pStyle w:val="Heading3"/>
+      </w:pPr>
+      <w:r>
+        <w:t>My selected conclusion, deciding fact and explanation</w:t>
+      </w:r>
+    </w:p>
+    <w:p>
+      <w:r>
+        <w:t>________________________________________________________________</w:t>
+      </w:r>
+    </w:p>
+    <w:p>
+      <w:r>
+        <w:t>________________________________________________________________</w:t>
+      </w:r>
+    </w:p>
+    <w:p>
+      <w:r>
+        <w:t>________________________________________________________________</w:t>
+      </w:r>
+    </w:p>
+    <w:p>
+      <w:r>
+        <w:t>________________________________________________________________</w:t>
+      </w:r>
+    </w:p>
+    <w:p>
+      <w:r>
+        <w:t>________________________________________________________________</w:t>
+      </w:r>
+    </w:p>
+    <w:p>
+      <w:r>
+        <w:t>Hint if needed: Read the steps in the pictorial case. Match the supplied detail to the stage that performs or records it.</w:t>
+      </w:r>
+    </w:p>
+    <w:p>
+      <w:r>
+        <w:t>After your attempt, compare with the supported explanation: Handle equality For count=5, both earlier conditions fail, so large is selected. An if/elif/else chain selects the first matching branch. Putting invalid handling first prevents a negative count from being mislabelled as a small valid collection.</w:t>
+      </w:r>
+    </w:p>
+    <w:p>
+      <w:pPr>
+        <w:pStyle w:val="Heading3"/>
+      </w:pPr>
+      <w:r>
+        <w:t>Practice 2: explain the deciding evidence</w:t>
+      </w:r>
+    </w:p>
+    <w:p>
+      <w:r>
+        <w:t>Changed-case practice: Remove the first negative-count branch. Which conclusion is supported by the supplied facts?</w:t>
+      </w:r>
+    </w:p>
+    <w:p>
+      <w:r>
+        <w:t>1. This one example guarantees correct results for every future input.</w:t>
+      </w:r>
+    </w:p>
+    <w:p>
+      <w:r>
+        <w:t>2. A count of -2 would incorrectly receive small.</w:t>
+      </w:r>
+    </w:p>
+    <w:p>
+      <w:r>
+        <w:t>3. We can decide the result without examining the changed input or the procedure.</w:t>
+      </w:r>
+    </w:p>
+    <w:p>
+      <w:pPr>
+        <w:pStyle w:val="Heading3"/>
+      </w:pPr>
+      <w:r>
+        <w:t>My selected conclusion, deciding fact and explanation</w:t>
+      </w:r>
+    </w:p>
+    <w:p>
+      <w:r>
+        <w:t>________________________________________________________________</w:t>
+      </w:r>
+    </w:p>
+    <w:p>
+      <w:r>
+        <w:t>________________________________________________________________</w:t>
+      </w:r>
+    </w:p>
+    <w:p>
+      <w:r>
+        <w:t>________________________________________________________________</w:t>
+      </w:r>
+    </w:p>
+    <w:p>
+      <w:r>
+        <w:t>________________________________________________________________</w:t>
+      </w:r>
+    </w:p>
+    <w:p>
+      <w:r>
+        <w:t>________________________________________________________________</w:t>
+      </w:r>
+    </w:p>
+    <w:p>
+      <w:r>
+        <w:t>Hint if needed: Use the changed condition and the deciding step in the pictorial trace. The answer must say what follows from those facts.</w:t>
+      </w:r>
+    </w:p>
+    <w:p>
+      <w:r>
+        <w:t>After your attempt, compare with the supported explanation: A count of -2 would incorrectly receive small. Negative two is less than five, but it is not a permitted measured count.</w:t>
+      </w:r>
+    </w:p>
+    <w:p>
+      <w:pPr>
+        <w:pStyle w:val="Heading3"/>
+      </w:pPr>
+      <w:r>
+        <w:t>Repair a missing building block</w:t>
+      </w:r>
+    </w:p>
+    <w:p>
+      <w:r>
+        <w:t>Review Boolean conditions (python-bridge/4). Goal: Translate stated requirements into comparisons. Short practice: Give both comparison results for ages 11, 15 and 16. Which comparison rejects each outside value, and why does and matter?. Return to this week and explain what you changed.</w:t>
+      </w:r>
+    </w:p>
+    <w:p>
+      <w:r>
+        <w:t>Review Values variables and types (python-bridge/2). Goal: Distinguish integer, floating-point, text and Boolean values. Short practice: Predict both print outputs and explain why they differ. Does count+tag work, and what happens to each valid output after count becomes ten?. Return to this week and explain what you changed.</w:t>
+      </w:r>
+    </w:p>
+    <w:p>
+      <w:pPr>
+        <w:pStyle w:val="Heading3"/>
+      </w:pPr>
+      <w:r>
+        <w:t>Predict, run and debug</w:t>
+      </w:r>
+    </w:p>
+    <w:p>
+      <w:r>
+        <w:t>The browser lab lets you edit the supported Python examples already included in this lesson. Predict first, run, inspect the actual output or error, change one input, then run again. Keep code, predictions, actual results and a reasoned revision together. On paper, label your result as a trace rather than an execution.</w:t>
+      </w:r>
+    </w:p>
+    <w:p>
+      <w:pPr>
+        <w:pStyle w:val="Heading3"/>
+      </w:pPr>
+      <w:r>
+        <w:t>Keep your completed work</w:t>
+      </w:r>
+    </w:p>
+    <w:p>
+      <w:r>
+        <w:t>Use Download completed work in the hosted lesson to export your answers, reflections, practice feedback and code-run evidence. Open the HTML copy to read or print it. Drafts stay in this browser when storage is available; clear drafts on a shared device.</w:t>
+      </w:r>
+    </w:p>
+    <w:p>
+      <w:pPr>
+        <w:pStyle w:val="Heading3"/>
+      </w:pPr>
+      <w:r>
+        <w:t>What I repaired, the evidence I kept and the next test</w:t>
+      </w:r>
+    </w:p>
+    <w:p>
+      <w:r>
+        <w:t>________________________________________________________________</w:t>
+      </w:r>
+    </w:p>
+    <w:p>
+      <w:r>
+        <w:t>________________________________________________________________</w:t>
+      </w:r>
+    </w:p>
+    <w:p>
+      <w:r>
+        <w:t>________________________________________________________________</w:t>
+      </w:r>
+    </w:p>
+    <w:p>
+      <w:r>
+        <w:t>________________________________________________________________</w:t>
+      </w:r>
+    </w:p>
+    <w:p>
+      <w:r>
+        <w:t>________________________________________________________________</w:t>
+      </w:r>
+    </w:p>
     <w:sectPr>
       <w:pgSz w:w="12240" w:h="15840"/>
       <w:pgMar w:top="936" w:right="1008" w:bottom="936" w:left="1008" w:header="720" w:footer="720" w:gutter="0"/>

--- a/downloads/workbook/bridge-week-05.docx
+++ b/downloads/workbook/bridge-week-05.docx
@@ -30,6 +30,17 @@
     </w:p>
     <w:p>
       <w:r>
+        <w:t>Record your starting explanation for Branching and boundary tests before opening notes. Show any later correction separately.</w:t>
+      </w:r>
+    </w:p>
+    <w:p>
+      <w:pPr>
+        <w:spacing w:line="336" w:lineRule="auto" w:after="180"/>
+      </w:pPr>
+      <w:r>
+        <w:rPr>
+          <w:b w:val="0"/>
+        </w:rPr>
         <w:t>Try the recall before opening notes. Then use a different colour or a labelled second line to correct your explanation.</w:t>
       </w:r>
     </w:p>
@@ -42,8 +53,26 @@
       </w:r>
     </w:p>
     <w:p>
-      <w:r>
-        <w:t>Without opening the old lesson, explain one key idea from Boolean conditions. Give an example and a mistake that the idea helps you avoid.</w:t>
+      <w:pPr>
+        <w:spacing w:line="336" w:lineRule="auto" w:after="180"/>
+      </w:pPr>
+      <w:r>
+        <w:rPr>
+          <w:b w:val="0"/>
+        </w:rPr>
+        <w:t xml:space="preserve">Without opening the old lesson, explain one key idea from Boolean </w:t>
+      </w:r>
+      <w:r>
+        <w:rPr>
+          <w:b/>
+        </w:rPr>
+        <w:t>condition</w:t>
+      </w:r>
+      <w:r>
+        <w:rPr>
+          <w:b w:val="0"/>
+        </w:rPr>
+        <w:t>s. Give an example and a mistake that the idea helps you avoid.</w:t>
       </w:r>
     </w:p>
     <w:p>
@@ -78,7 +107,13 @@
       </w:r>
     </w:p>
     <w:p>
-      <w:r>
+      <w:pPr>
+        <w:spacing w:line="336" w:lineRule="auto" w:after="180"/>
+      </w:pPr>
+      <w:r>
+        <w:rPr>
+          <w:b w:val="0"/>
+        </w:rPr>
         <w:t>Without opening the old lesson, explain one key idea from Values variables and types. Give an example and a mistake that the idea helps you avoid.</w:t>
       </w:r>
     </w:p>
@@ -115,7 +150,42 @@
     </w:p>
     <w:p>
       <w:r>
-        <w:t>Use W2: Trace the tested path for Branching and boundary tests. Record the answer once; the lesson and workbook refer to the same attempt.</w:t>
+        <w:t>Complete the supported Branching and boundary tests trace and record the first step you can explain without help.</w:t>
+      </w:r>
+    </w:p>
+    <w:p>
+      <w:pPr>
+        <w:spacing w:line="336" w:lineRule="auto" w:after="180"/>
+      </w:pPr>
+      <w:r>
+        <w:rPr>
+          <w:b w:val="0"/>
+        </w:rPr>
+        <w:t xml:space="preserve">Use W2: Trace the tested path for </w:t>
+      </w:r>
+      <w:r>
+        <w:rPr>
+          <w:b/>
+        </w:rPr>
+        <w:t>Branch</w:t>
+      </w:r>
+      <w:r>
+        <w:rPr>
+          <w:b w:val="0"/>
+        </w:rPr>
+        <w:t xml:space="preserve">ing and </w:t>
+      </w:r>
+      <w:r>
+        <w:rPr>
+          <w:b/>
+        </w:rPr>
+        <w:t>boundary</w:t>
+      </w:r>
+      <w:r>
+        <w:rPr>
+          <w:b w:val="0"/>
+        </w:rPr>
+        <w:t xml:space="preserve"> tests. Record the answer once; the lesson and workbook refer to the same attempt.</w:t>
       </w:r>
     </w:p>
     <w:tbl>
@@ -243,7 +313,65 @@
     </w:p>
     <w:p>
       <w:r>
-        <w:t>Use the worked case for Branching and boundary tests. Proposed explanation: “Every condition in the chain always runs”. Decide whether this explanation is supported. Point to the step or supplied fact that decides; explain your repair if needed.</w:t>
+        <w:t>Check the proposed Branching and boundary tests explanation against the supplied facts before discussing it.</w:t>
+      </w:r>
+    </w:p>
+    <w:p>
+      <w:pPr>
+        <w:spacing w:line="336" w:lineRule="auto" w:after="180"/>
+      </w:pPr>
+      <w:r>
+        <w:rPr>
+          <w:b w:val="0"/>
+        </w:rPr>
+        <w:t xml:space="preserve">Use the worked case for </w:t>
+      </w:r>
+      <w:r>
+        <w:rPr>
+          <w:b/>
+        </w:rPr>
+        <w:t>Branch</w:t>
+      </w:r>
+      <w:r>
+        <w:rPr>
+          <w:b w:val="0"/>
+        </w:rPr>
+        <w:t xml:space="preserve">ing and </w:t>
+      </w:r>
+      <w:r>
+        <w:rPr>
+          <w:b/>
+        </w:rPr>
+        <w:t>boundary</w:t>
+      </w:r>
+      <w:r>
+        <w:rPr>
+          <w:b w:val="0"/>
+        </w:rPr>
+        <w:t xml:space="preserve"> tests. Proposed explanation: “Every </w:t>
+      </w:r>
+      <w:r>
+        <w:rPr>
+          <w:b/>
+        </w:rPr>
+        <w:t>condition</w:t>
+      </w:r>
+      <w:r>
+        <w:rPr>
+          <w:b w:val="0"/>
+        </w:rPr>
+        <w:t xml:space="preserve"> in the chain always runs”. Decide whether this explanation is supported.</w:t>
+      </w:r>
+    </w:p>
+    <w:p>
+      <w:pPr>
+        <w:spacing w:line="336" w:lineRule="auto" w:after="180"/>
+      </w:pPr>
+      <w:r>
+        <w:rPr>
+          <w:b w:val="0"/>
+        </w:rPr>
+        <w:t>Point to the step or supplied fact that decides; explain your repair if needed.</w:t>
       </w:r>
     </w:p>
     <w:p>
@@ -283,6 +411,11 @@
       </w:r>
     </w:p>
     <w:p>
+      <w:r>
+        <w:t>Write one first attempt at the reserved independent case before feedback. Repeated copies of that case refer to the same recorded attempt.</w:t>
+      </w:r>
+    </w:p>
+    <w:p>
       <w:pPr>
         <w:pStyle w:val="Heading3"/>
       </w:pPr>
@@ -291,7 +424,13 @@
       </w:r>
     </w:p>
     <w:p>
-      <w:r>
+      <w:pPr>
+        <w:spacing w:line="336" w:lineRule="auto" w:after="180"/>
+      </w:pPr>
+      <w:r>
+        <w:rPr>
+          <w:b w:val="0"/>
+        </w:rPr>
         <w:t>Predict the action for 30, then trace 29 and -1. Explain why validity is checked before the lamp decision.</w:t>
       </w:r>
     </w:p>
@@ -363,7 +502,13 @@
       </w:r>
     </w:p>
     <w:p>
-      <w:r>
+      <w:pPr>
+        <w:spacing w:line="336" w:lineRule="auto" w:after="180"/>
+      </w:pPr>
+      <w:r>
+        <w:rPr>
+          <w:b w:val="0"/>
+        </w:rPr>
         <w:t>Attempt this case before feedback. Record any help. Earlier examples below are further practice; a case already practised with feedback cannot establish fresh transfer.</w:t>
       </w:r>
     </w:p>
@@ -377,7 +522,30 @@
     </w:p>
     <w:p>
       <w:r>
-        <w:t>Describe the purpose of if, elif and else in the worked duration sorter. Explain why print(label) is outside the indented branches.</w:t>
+        <w:t>Explain the chain. Apply the supplied Branching and boundary tests facts and keep your reasoning.</w:t>
+      </w:r>
+    </w:p>
+    <w:p>
+      <w:pPr>
+        <w:spacing w:line="336" w:lineRule="auto" w:after="180"/>
+      </w:pPr>
+      <w:r>
+        <w:rPr>
+          <w:b w:val="0"/>
+        </w:rPr>
+        <w:t xml:space="preserve">Describe the purpose of if, elif and else in the worked duration sorter. Explain why print(label) is outside the indented </w:t>
+      </w:r>
+      <w:r>
+        <w:rPr>
+          <w:b/>
+        </w:rPr>
+        <w:t>branch</w:t>
+      </w:r>
+      <w:r>
+        <w:rPr>
+          <w:b w:val="0"/>
+        </w:rPr>
+        <w:t>es.</w:t>
       </w:r>
     </w:p>
     <w:p>
@@ -428,7 +596,42 @@
     </w:p>
     <w:p>
       <w:r>
-        <w:t>For -1, 12 and 13, record checked conditions, skipped conditions and the final label. Run each as a fresh script after predicting.</w:t>
+        <w:t>Trace the tested path. Apply the supplied Branching and boundary tests facts and keep your reasoning.</w:t>
+      </w:r>
+    </w:p>
+    <w:p>
+      <w:pPr>
+        <w:spacing w:line="336" w:lineRule="auto" w:after="180"/>
+      </w:pPr>
+      <w:r>
+        <w:rPr>
+          <w:b w:val="0"/>
+        </w:rPr>
+        <w:t xml:space="preserve">For -1, 12 and 13, record checked </w:t>
+      </w:r>
+      <w:r>
+        <w:rPr>
+          <w:b/>
+        </w:rPr>
+        <w:t>condition</w:t>
+      </w:r>
+      <w:r>
+        <w:rPr>
+          <w:b w:val="0"/>
+        </w:rPr>
+        <w:t xml:space="preserve">s, skipped </w:t>
+      </w:r>
+      <w:r>
+        <w:rPr>
+          <w:b/>
+        </w:rPr>
+        <w:t>condition</w:t>
+      </w:r>
+      <w:r>
+        <w:rPr>
+          <w:b w:val="0"/>
+        </w:rPr>
+        <w:t>s and the final label. Run each as a fresh script after predicting.</w:t>
       </w:r>
     </w:p>
     <w:p>
@@ -479,6 +682,17 @@
     </w:p>
     <w:p>
       <w:r>
+        <w:t>Repair the overwritten result. Apply the supplied Branching and boundary tests facts and keep your reasoning.</w:t>
+      </w:r>
+    </w:p>
+    <w:p>
+      <w:pPr>
+        <w:spacing w:line="336" w:lineRule="auto" w:after="180"/>
+      </w:pPr>
+      <w:r>
+        <w:rPr>
+          <w:b w:val="0"/>
+        </w:rPr>
         <w:t>Trace the two-independent-if example for -1. Identify which assignment overwrites the earlier label and make the smallest repair.</w:t>
       </w:r>
     </w:p>
@@ -530,6 +744,17 @@
     </w:p>
     <w:p>
       <w:r>
+        <w:t>Attempt before feedback. If this repeats the selected independent case, reuse that first attempt; otherwise keep a separate record. Build a new sorter independently. Apply the supplied Branching and boundary tests facts and keep your reasoning.</w:t>
+      </w:r>
+    </w:p>
+    <w:p>
+      <w:pPr>
+        <w:spacing w:line="336" w:lineRule="auto" w:after="180"/>
+      </w:pPr>
+      <w:r>
+        <w:rPr>
+          <w:b w:val="0"/>
+        </w:rPr>
         <w:t>Use an integer tiles count. Label a negative value Invalid, zero Empty, 1 through 6 Small and values above 6 Large. Write an ordered if elif else script and predict -1, 0, 1, 6 and 7. Include one print after the chain.</w:t>
       </w:r>
     </w:p>
@@ -591,7 +816,30 @@
     </w:p>
     <w:p>
       <w:r>
-        <w:t>A repair changes the small-count condition from &lt; 6 to &lt;= 6. Name the case that exposes the original error and two different kinds of earlier cases to rerun.</w:t>
+        <w:t>Choose revealing regression tests. Apply the supplied Branching and boundary tests facts and keep your reasoning.</w:t>
+      </w:r>
+    </w:p>
+    <w:p>
+      <w:pPr>
+        <w:spacing w:line="336" w:lineRule="auto" w:after="180"/>
+      </w:pPr>
+      <w:r>
+        <w:rPr>
+          <w:b w:val="0"/>
+        </w:rPr>
+        <w:t xml:space="preserve">A repair changes the small-count </w:t>
+      </w:r>
+      <w:r>
+        <w:rPr>
+          <w:b/>
+        </w:rPr>
+        <w:t>condition</w:t>
+      </w:r>
+      <w:r>
+        <w:rPr>
+          <w:b w:val="0"/>
+        </w:rPr>
+        <w:t xml:space="preserve"> from &lt; 6 to &lt;= 6. Name the case that exposes the original error and two different kinds of earlier cases to rerun.</w:t>
       </w:r>
     </w:p>
     <w:p>
@@ -642,7 +890,101 @@
     </w:p>
     <w:p>
       <w:r>
-        <w:t>Add a labelled branching and boundary tests evidence sheet to Python readiness portfolio. Show how you can trace the selected branch in an if elif else chain. Use the supplied fictional case and keep its inputs, intermediate steps, calculation or prediction, and limitation. Connect this record to last week’s record; a matching answer without a trace is insufficient.</w:t>
+        <w:t>Connect Branching and boundary tests to Python readiness portfolio, identify a limit and choose the next useful test.</w:t>
+      </w:r>
+    </w:p>
+    <w:p>
+      <w:pPr>
+        <w:spacing w:line="336" w:lineRule="auto" w:after="180"/>
+      </w:pPr>
+      <w:r>
+        <w:rPr>
+          <w:b w:val="0"/>
+        </w:rPr>
+        <w:t xml:space="preserve">Add a labelled </w:t>
+      </w:r>
+      <w:r>
+        <w:rPr>
+          <w:b/>
+        </w:rPr>
+        <w:t>branch</w:t>
+      </w:r>
+      <w:r>
+        <w:rPr>
+          <w:b w:val="0"/>
+        </w:rPr>
+        <w:t xml:space="preserve">ing and </w:t>
+      </w:r>
+      <w:r>
+        <w:rPr>
+          <w:b/>
+        </w:rPr>
+        <w:t>boundary</w:t>
+      </w:r>
+      <w:r>
+        <w:rPr>
+          <w:b w:val="0"/>
+        </w:rPr>
+        <w:t xml:space="preserve"> tests </w:t>
+      </w:r>
+      <w:r>
+        <w:rPr>
+          <w:b/>
+        </w:rPr>
+        <w:t>evidence</w:t>
+      </w:r>
+      <w:r>
+        <w:rPr>
+          <w:b w:val="0"/>
+        </w:rPr>
+        <w:t xml:space="preserve"> sheet to Python readiness portfolio. Show how you can trace the selected </w:t>
+      </w:r>
+      <w:r>
+        <w:rPr>
+          <w:b/>
+        </w:rPr>
+        <w:t>branch</w:t>
+      </w:r>
+      <w:r>
+        <w:rPr>
+          <w:b w:val="0"/>
+        </w:rPr>
+        <w:t xml:space="preserve"> in an if elif else chain.</w:t>
+      </w:r>
+    </w:p>
+    <w:p>
+      <w:pPr>
+        <w:spacing w:line="336" w:lineRule="auto" w:after="180"/>
+      </w:pPr>
+      <w:r>
+        <w:rPr>
+          <w:b w:val="0"/>
+        </w:rPr>
+        <w:t xml:space="preserve">Use the supplied fictional case and keep its </w:t>
+      </w:r>
+      <w:r>
+        <w:rPr>
+          <w:b/>
+        </w:rPr>
+        <w:t>input</w:t>
+      </w:r>
+      <w:r>
+        <w:rPr>
+          <w:b w:val="0"/>
+        </w:rPr>
+        <w:t xml:space="preserve">s, intermediate steps, calculation or </w:t>
+      </w:r>
+      <w:r>
+        <w:rPr>
+          <w:b/>
+        </w:rPr>
+        <w:t>prediction</w:t>
+      </w:r>
+      <w:r>
+        <w:rPr>
+          <w:b w:val="0"/>
+        </w:rPr>
+        <w:t>, and limitation. Connect this record to last week’s record; a matching answer without a trace is insufficient.</w:t>
       </w:r>
     </w:p>
     <w:p>
@@ -689,6 +1031,11 @@
       </w:pPr>
       <w:r>
         <w:t>11. Feedback, return check and learning record</w:t>
+      </w:r>
+    </w:p>
+    <w:p>
+      <w:r>
+        <w:t>Record the first repaired step and a different case to revisit after a delay.</w:t>
       </w:r>
     </w:p>
     <w:tbl>
@@ -828,7 +1175,13 @@
       </w:tr>
     </w:tbl>
     <w:p>
-      <w:r>
+      <w:pPr>
+        <w:spacing w:line="336" w:lineRule="auto" w:after="180"/>
+      </w:pPr>
+      <w:r>
+        <w:rPr>
+          <w:b w:val="0"/>
+        </w:rPr>
         <w:t>Revisit this idea with your teacher after a delay. Familiarity is different from explaining and using it on a changed case.</w:t>
       </w:r>
     </w:p>
@@ -842,12 +1195,53 @@
     </w:p>
     <w:p>
       <w:r>
-        <w:t>Check invalid values before branching. A toy shelf label uses fewer than five books as "small", otherwise "large", but negative counts are invalid.</w:t>
+        <w:t>Check invalid values before branching. A toy shelf label uses fewer than five books as "small", otherwise "large", but negative counts are invalid. Explain the labelled step before checking the changed condition.</w:t>
       </w:r>
     </w:p>
     <w:p>
-      <w:r>
-        <w:t>Python 3: if count&lt;0: label="invalid"; elif count&lt;5: label="small"; else: label="large". Read as indented branches.</w:t>
+      <w:pPr>
+        <w:spacing w:line="336" w:lineRule="auto" w:after="180"/>
+      </w:pPr>
+      <w:r>
+        <w:rPr>
+          <w:b w:val="0"/>
+        </w:rPr>
+        <w:t xml:space="preserve">Check invalid values before </w:t>
+      </w:r>
+      <w:r>
+        <w:rPr>
+          <w:b/>
+        </w:rPr>
+        <w:t>branch</w:t>
+      </w:r>
+      <w:r>
+        <w:rPr>
+          <w:b w:val="0"/>
+        </w:rPr>
+        <w:t>ing. A toy shelf label uses fewer than five books as "small", otherwise "large", but negative counts are invalid.</w:t>
+      </w:r>
+    </w:p>
+    <w:p>
+      <w:pPr>
+        <w:spacing w:line="336" w:lineRule="auto" w:after="180"/>
+      </w:pPr>
+      <w:r>
+        <w:rPr>
+          <w:b w:val="0"/>
+        </w:rPr>
+        <w:t xml:space="preserve">Python 3: if count&lt;0: label="invalid"; elif count&lt;5: label="small"; else: label="large". Read as indented </w:t>
+      </w:r>
+      <w:r>
+        <w:rPr>
+          <w:b/>
+        </w:rPr>
+        <w:t>branch</w:t>
+      </w:r>
+      <w:r>
+        <w:rPr>
+          <w:b w:val="0"/>
+        </w:rPr>
+        <w:t>es.</w:t>
       </w:r>
     </w:p>
     <w:p>
@@ -887,8 +1281,26 @@
       </w:r>
     </w:p>
     <w:p>
-      <w:r>
-        <w:t>Trace -2, 4 and 5 through the branches. Explain why the negative check comes first and what label -2 gets if it is removed.</w:t>
+      <w:pPr>
+        <w:spacing w:line="336" w:lineRule="auto" w:after="180"/>
+      </w:pPr>
+      <w:r>
+        <w:rPr>
+          <w:b w:val="0"/>
+        </w:rPr>
+        <w:t xml:space="preserve">Trace -2, 4 and 5 through the </w:t>
+      </w:r>
+      <w:r>
+        <w:rPr>
+          <w:b/>
+        </w:rPr>
+        <w:t>branch</w:t>
+      </w:r>
+      <w:r>
+        <w:rPr>
+          <w:b w:val="0"/>
+        </w:rPr>
+        <w:t>es. Explain why the negative check comes first and what label -2 gets if it is removed.</w:t>
       </w:r>
     </w:p>
     <w:p>
@@ -930,13 +1342,81 @@
       </w:r>
     </w:p>
     <w:p>
-      <w:r>
-        <w:t>Support used: alone / hint / worked example. This record is practice evidence.</w:t>
+      <w:pPr>
+        <w:pStyle w:val="Heading3"/>
+      </w:pPr>
+      <w:r>
+        <w:t>Record the help used</w:t>
       </w:r>
     </w:p>
     <w:p>
-      <w:r>
-        <w:t>Project connection: For Python readiness before the Responsible Plant Classifier, retain a trace of the values, the predicted outputs and the changed-case explanation. Use actual Python 3 results to check the prediction after reasoning first.</w:t>
+      <w:pPr>
+        <w:spacing w:line="336" w:lineRule="auto" w:after="180"/>
+        <w:shd w:fill="F1F6F8"/>
+      </w:pPr>
+      <w:r>
+        <w:rPr>
+          <w:b w:val="0"/>
+        </w:rPr>
+        <w:t xml:space="preserve">Support used: alone / hint / worked example. This record is practice </w:t>
+      </w:r>
+      <w:r>
+        <w:rPr>
+          <w:b/>
+        </w:rPr>
+        <w:t>evidence</w:t>
+      </w:r>
+      <w:r>
+        <w:rPr>
+          <w:b w:val="0"/>
+        </w:rPr>
+        <w:t>.</w:t>
+      </w:r>
+    </w:p>
+    <w:p>
+      <w:pPr>
+        <w:spacing w:line="336" w:lineRule="auto" w:after="180"/>
+      </w:pPr>
+      <w:r>
+        <w:rPr>
+          <w:b w:val="0"/>
+        </w:rPr>
+        <w:t xml:space="preserve">Project connection: For Python readiness before the Responsible Plant Classifier, retain a trace of the values, the predicted </w:t>
+      </w:r>
+      <w:r>
+        <w:rPr>
+          <w:b/>
+        </w:rPr>
+        <w:t>output</w:t>
+      </w:r>
+      <w:r>
+        <w:rPr>
+          <w:b w:val="0"/>
+        </w:rPr>
+        <w:t>s and the changed-case explanation.</w:t>
+      </w:r>
+    </w:p>
+    <w:p>
+      <w:pPr>
+        <w:spacing w:line="336" w:lineRule="auto" w:after="180"/>
+      </w:pPr>
+      <w:r>
+        <w:rPr>
+          <w:b w:val="0"/>
+        </w:rPr>
+        <w:t xml:space="preserve">Use actual Python 3 results to check the </w:t>
+      </w:r>
+      <w:r>
+        <w:rPr>
+          <w:b/>
+        </w:rPr>
+        <w:t>prediction</w:t>
+      </w:r>
+      <w:r>
+        <w:rPr>
+          <w:b w:val="0"/>
+        </w:rPr>
+        <w:t xml:space="preserve"> after reasoning first.</w:t>
       </w:r>
     </w:p>
     <w:p>
@@ -949,17 +1429,100 @@
     </w:p>
     <w:p>
       <w:r>
-        <w:t>Project: Python readiness portfolio</w:t>
+        <w:t>Keep this week’s input, deciding step, result and limit together in the Python readiness portfolio record.</w:t>
       </w:r>
     </w:p>
     <w:p>
-      <w:r>
-        <w:t>Current milestone: Python readiness portfolio. Keep runnable code, predictions, actual outputs, one repaired error and an explanation of a function on changed inputs.</w:t>
+      <w:pPr>
+        <w:spacing w:line="336" w:lineRule="auto" w:after="180"/>
+      </w:pPr>
+      <w:r>
+        <w:rPr>
+          <w:b w:val="0"/>
+        </w:rPr>
+        <w:t>Project: Python readiness portfolio</w:t>
       </w:r>
     </w:p>
     <w:p>
-      <w:r>
-        <w:t>For Python readiness before the Responsible Plant Classifier, retain a trace of the values, the predicted outputs and the changed-case explanation. Use actual Python 3 results to check the prediction after reasoning first.</w:t>
+      <w:pPr>
+        <w:spacing w:line="336" w:lineRule="auto" w:after="180"/>
+      </w:pPr>
+      <w:r>
+        <w:rPr>
+          <w:b w:val="0"/>
+        </w:rPr>
+        <w:t xml:space="preserve">Current milestone: Python readiness portfolio. Keep runnable code, </w:t>
+      </w:r>
+      <w:r>
+        <w:rPr>
+          <w:b/>
+        </w:rPr>
+        <w:t>prediction</w:t>
+      </w:r>
+      <w:r>
+        <w:rPr>
+          <w:b w:val="0"/>
+        </w:rPr>
+        <w:t xml:space="preserve">s, actual </w:t>
+      </w:r>
+      <w:r>
+        <w:rPr>
+          <w:b/>
+        </w:rPr>
+        <w:t>output</w:t>
+      </w:r>
+      <w:r>
+        <w:rPr>
+          <w:b w:val="0"/>
+        </w:rPr>
+        <w:t xml:space="preserve">s, one repaired error and an explanation of a function on changed </w:t>
+      </w:r>
+      <w:r>
+        <w:rPr>
+          <w:b/>
+        </w:rPr>
+        <w:t>input</w:t>
+      </w:r>
+      <w:r>
+        <w:rPr>
+          <w:b w:val="0"/>
+        </w:rPr>
+        <w:t>s.</w:t>
+      </w:r>
+    </w:p>
+    <w:p>
+      <w:pPr>
+        <w:spacing w:line="336" w:lineRule="auto" w:after="180"/>
+      </w:pPr>
+      <w:r>
+        <w:rPr>
+          <w:b w:val="0"/>
+        </w:rPr>
+        <w:t xml:space="preserve">For Python readiness before the Responsible Plant Classifier, retain a trace of the values, the predicted </w:t>
+      </w:r>
+      <w:r>
+        <w:rPr>
+          <w:b/>
+        </w:rPr>
+        <w:t>output</w:t>
+      </w:r>
+      <w:r>
+        <w:rPr>
+          <w:b w:val="0"/>
+        </w:rPr>
+        <w:t xml:space="preserve">s and the changed-case explanation. Use actual Python 3 results to check the </w:t>
+      </w:r>
+      <w:r>
+        <w:rPr>
+          <w:b/>
+        </w:rPr>
+        <w:t>prediction</w:t>
+      </w:r>
+      <w:r>
+        <w:rPr>
+          <w:b w:val="0"/>
+        </w:rPr>
+        <w:t xml:space="preserve"> after reasoning first.</w:t>
       </w:r>
     </w:p>
     <w:tbl>
@@ -1121,12 +1684,41 @@
     </w:p>
     <w:p>
       <w:r>
-        <w:t>Use this supported practice once, in the browser or on paper. Keep the reserved independent assessment for a separate first attempt before teacher feedback.</w:t>
+        <w:t>Try the supported questions before comparing with hints and feedback. Record what you repaired and the evidence you retained.</w:t>
       </w:r>
     </w:p>
     <w:p>
-      <w:r>
-        <w:t>Check invalid values before branching. A toy shelf label uses fewer than five books as "small", otherwise "large", but negative counts are invalid.</w:t>
+      <w:pPr>
+        <w:spacing w:line="336" w:lineRule="auto" w:after="180"/>
+      </w:pPr>
+      <w:r>
+        <w:rPr>
+          <w:b w:val="0"/>
+        </w:rPr>
+        <w:t>Use this supported practice once, in the browser or on paper. Keep the reserved independent assessment for a separate first attempt before teacher feedback.</w:t>
+      </w:r>
+    </w:p>
+    <w:p>
+      <w:pPr>
+        <w:spacing w:line="336" w:lineRule="auto" w:after="180"/>
+      </w:pPr>
+      <w:r>
+        <w:rPr>
+          <w:b w:val="0"/>
+        </w:rPr>
+        <w:t xml:space="preserve">Check invalid values before </w:t>
+      </w:r>
+      <w:r>
+        <w:rPr>
+          <w:b/>
+        </w:rPr>
+        <w:t>branch</w:t>
+      </w:r>
+      <w:r>
+        <w:rPr>
+          <w:b w:val="0"/>
+        </w:rPr>
+        <w:t>ing. A toy shelf label uses fewer than five books as "small", otherwise "large", but negative counts are invalid.</w:t>
       </w:r>
     </w:p>
     <w:p>
@@ -1138,23 +1730,68 @@
       </w:r>
     </w:p>
     <w:p>
-      <w:r>
-        <w:t>Which labelled step matches this detail? For count=5, both earlier conditions fail, so large is selected.</w:t>
+      <w:pPr>
+        <w:spacing w:line="336" w:lineRule="auto" w:after="180"/>
+      </w:pPr>
+      <w:r>
+        <w:rPr>
+          <w:b w:val="0"/>
+        </w:rPr>
+        <w:t xml:space="preserve">Which labelled step matches this detail? For count=5, both earlier </w:t>
+      </w:r>
+      <w:r>
+        <w:rPr>
+          <w:b/>
+        </w:rPr>
+        <w:t>condition</w:t>
+      </w:r>
+      <w:r>
+        <w:rPr>
+          <w:b w:val="0"/>
+        </w:rPr>
+        <w:t>s fail, so large is selected.</w:t>
       </w:r>
     </w:p>
     <w:p>
-      <w:r>
+      <w:pPr>
+        <w:spacing w:line="336" w:lineRule="auto" w:after="180"/>
+        <w:shd w:fill="F4F9FC"/>
+      </w:pPr>
+      <w:r>
+        <w:rPr>
+          <w:b w:val="0"/>
+        </w:rPr>
         <w:t>1. Check validity</w:t>
       </w:r>
     </w:p>
     <w:p>
-      <w:r>
+      <w:pPr>
+        <w:spacing w:line="336" w:lineRule="auto" w:after="180"/>
+        <w:shd w:fill="F4F9FC"/>
+      </w:pPr>
+      <w:r>
+        <w:rPr>
+          <w:b w:val="0"/>
+        </w:rPr>
         <w:t>2. Handle equality</w:t>
       </w:r>
     </w:p>
     <w:p>
-      <w:r>
-        <w:t>3. Check small boundary</w:t>
+      <w:pPr>
+        <w:spacing w:line="336" w:lineRule="auto" w:after="180"/>
+        <w:shd w:fill="F4F9FC"/>
+      </w:pPr>
+      <w:r>
+        <w:rPr>
+          <w:b w:val="0"/>
+        </w:rPr>
+        <w:t xml:space="preserve">3. Check small </w:t>
+      </w:r>
+      <w:r>
+        <w:rPr>
+          <w:b/>
+        </w:rPr>
+        <w:t>boundary</w:t>
       </w:r>
     </w:p>
     <w:p>
@@ -1191,13 +1828,23 @@
       </w:r>
     </w:p>
     <w:p>
-      <w:r>
-        <w:t>Hint if needed: Read the steps in the pictorial case. Match the supplied detail to the stage that performs or records it.</w:t>
+      <w:pPr>
+        <w:pStyle w:val="Heading3"/>
+      </w:pPr>
+      <w:r>
+        <w:t>Hint · try first</w:t>
       </w:r>
     </w:p>
     <w:p>
-      <w:r>
-        <w:t>After your attempt, compare with the supported explanation: Handle equality For count=5, both earlier conditions fail, so large is selected. An if/elif/else chain selects the first matching branch. Putting invalid handling first prevents a negative count from being mislabelled as a small valid collection.</w:t>
+      <w:pPr>
+        <w:spacing w:line="336" w:lineRule="auto" w:after="180"/>
+        <w:shd w:fill="F1F6F8"/>
+      </w:pPr>
+      <w:r>
+        <w:rPr>
+          <w:b w:val="0"/>
+        </w:rPr>
+        <w:t>Hint if needed: Read the steps in the pictorial case. Match the supplied detail to the stage that performs or records it.</w:t>
       </w:r>
     </w:p>
     <w:p>
@@ -1205,27 +1852,55 @@
         <w:pStyle w:val="Heading3"/>
       </w:pPr>
       <w:r>
-        <w:t>Practice 2: explain the deciding evidence</w:t>
+        <w:t>Feedback · compare after trying</w:t>
       </w:r>
     </w:p>
     <w:p>
-      <w:r>
-        <w:t>Changed-case practice: Remove the first negative-count branch. Which conclusion is supported by the supplied facts?</w:t>
+      <w:pPr>
+        <w:spacing w:line="336" w:lineRule="auto" w:after="180"/>
+        <w:shd w:fill="F1F6FC"/>
+      </w:pPr>
+      <w:r>
+        <w:rPr>
+          <w:b w:val="0"/>
+        </w:rPr>
+        <w:t xml:space="preserve">After your attempt, compare with the supported explanation: Handle equality For count=5, both earlier </w:t>
+      </w:r>
+      <w:r>
+        <w:rPr>
+          <w:b/>
+        </w:rPr>
+        <w:t>condition</w:t>
+      </w:r>
+      <w:r>
+        <w:rPr>
+          <w:b w:val="0"/>
+        </w:rPr>
+        <w:t xml:space="preserve">s fail, so large is selected. An if/elif/else chain selects the first matching </w:t>
+      </w:r>
+      <w:r>
+        <w:rPr>
+          <w:b/>
+        </w:rPr>
+        <w:t>branch</w:t>
+      </w:r>
+      <w:r>
+        <w:rPr>
+          <w:b w:val="0"/>
+        </w:rPr>
+        <w:t>.</w:t>
       </w:r>
     </w:p>
     <w:p>
-      <w:r>
-        <w:t>1. This one example guarantees correct results for every future input.</w:t>
-      </w:r>
-    </w:p>
-    <w:p>
-      <w:r>
-        <w:t>2. A count of -2 would incorrectly receive small.</w:t>
-      </w:r>
-    </w:p>
-    <w:p>
-      <w:r>
-        <w:t>3. We can decide the result without examining the changed input or the procedure.</w:t>
+      <w:pPr>
+        <w:spacing w:line="336" w:lineRule="auto" w:after="180"/>
+        <w:shd w:fill="F1F6FC"/>
+      </w:pPr>
+      <w:r>
+        <w:rPr>
+          <w:b w:val="0"/>
+        </w:rPr>
+        <w:t>Putting invalid handling first prevents a negative count from being mislabelled as a small valid collection.</w:t>
       </w:r>
     </w:p>
     <w:p>
@@ -1233,42 +1908,7 @@
         <w:pStyle w:val="Heading3"/>
       </w:pPr>
       <w:r>
-        <w:t>My selected conclusion, deciding fact and explanation</w:t>
-      </w:r>
-    </w:p>
-    <w:p>
-      <w:r>
-        <w:t>________________________________________________________________</w:t>
-      </w:r>
-    </w:p>
-    <w:p>
-      <w:r>
-        <w:t>________________________________________________________________</w:t>
-      </w:r>
-    </w:p>
-    <w:p>
-      <w:r>
-        <w:t>________________________________________________________________</w:t>
-      </w:r>
-    </w:p>
-    <w:p>
-      <w:r>
-        <w:t>________________________________________________________________</w:t>
-      </w:r>
-    </w:p>
-    <w:p>
-      <w:r>
-        <w:t>________________________________________________________________</w:t>
-      </w:r>
-    </w:p>
-    <w:p>
-      <w:r>
-        <w:t>Hint if needed: Use the changed condition and the deciding step in the pictorial trace. The answer must say what follows from those facts.</w:t>
-      </w:r>
-    </w:p>
-    <w:p>
-      <w:r>
-        <w:t>After your attempt, compare with the supported explanation: A count of -2 would incorrectly receive small. Negative two is less than five, but it is not a permitted measured count.</w:t>
+        <w:t>Practice 2: explain the deciding evidence</w:t>
       </w:r>
     </w:p>
     <w:p>
@@ -1276,17 +1916,91 @@
         <w:pStyle w:val="Heading3"/>
       </w:pPr>
       <w:r>
-        <w:t>Repair a missing building block</w:t>
+        <w:t>Changed case · predict first</w:t>
       </w:r>
     </w:p>
     <w:p>
-      <w:r>
-        <w:t>Review Boolean conditions (python-bridge/4). Goal: Translate stated requirements into comparisons. Short practice: Give both comparison results for ages 11, 15 and 16. Which comparison rejects each outside value, and why does and matter?. Return to this week and explain what you changed.</w:t>
+      <w:pPr>
+        <w:spacing w:line="336" w:lineRule="auto" w:after="180"/>
+        <w:shd w:fill="F5F1FB"/>
+      </w:pPr>
+      <w:r>
+        <w:rPr>
+          <w:b w:val="0"/>
+        </w:rPr>
+        <w:t xml:space="preserve">Changed-case practice: Remove the first negative-count </w:t>
+      </w:r>
+      <w:r>
+        <w:rPr>
+          <w:b/>
+        </w:rPr>
+        <w:t>branch</w:t>
+      </w:r>
+      <w:r>
+        <w:rPr>
+          <w:b w:val="0"/>
+        </w:rPr>
+        <w:t>. Which conclusion is supported by the supplied facts?</w:t>
       </w:r>
     </w:p>
     <w:p>
-      <w:r>
-        <w:t>Review Values variables and types (python-bridge/2). Goal: Distinguish integer, floating-point, text and Boolean values. Short practice: Predict both print outputs and explain why they differ. Does count+tag work, and what happens to each valid output after count becomes ten?. Return to this week and explain what you changed.</w:t>
+      <w:pPr>
+        <w:spacing w:line="336" w:lineRule="auto" w:after="180"/>
+        <w:shd w:fill="F4F9FC"/>
+      </w:pPr>
+      <w:r>
+        <w:rPr>
+          <w:b w:val="0"/>
+        </w:rPr>
+        <w:t xml:space="preserve">1. This one example guarantees correct results for every future </w:t>
+      </w:r>
+      <w:r>
+        <w:rPr>
+          <w:b/>
+        </w:rPr>
+        <w:t>input</w:t>
+      </w:r>
+      <w:r>
+        <w:rPr>
+          <w:b w:val="0"/>
+        </w:rPr>
+        <w:t>.</w:t>
+      </w:r>
+    </w:p>
+    <w:p>
+      <w:pPr>
+        <w:spacing w:line="336" w:lineRule="auto" w:after="180"/>
+        <w:shd w:fill="F4F9FC"/>
+      </w:pPr>
+      <w:r>
+        <w:rPr>
+          <w:b w:val="0"/>
+        </w:rPr>
+        <w:t>2. A count of -2 would incorrectly receive small.</w:t>
+      </w:r>
+    </w:p>
+    <w:p>
+      <w:pPr>
+        <w:spacing w:line="336" w:lineRule="auto" w:after="180"/>
+        <w:shd w:fill="F4F9FC"/>
+      </w:pPr>
+      <w:r>
+        <w:rPr>
+          <w:b w:val="0"/>
+        </w:rPr>
+        <w:t xml:space="preserve">3. We can decide the result without examining the changed </w:t>
+      </w:r>
+      <w:r>
+        <w:rPr>
+          <w:b/>
+        </w:rPr>
+        <w:t>input</w:t>
+      </w:r>
+      <w:r>
+        <w:rPr>
+          <w:b w:val="0"/>
+        </w:rPr>
+        <w:t xml:space="preserve"> or the procedure.</w:t>
       </w:r>
     </w:p>
     <w:p>
@@ -1294,12 +2008,32 @@
         <w:pStyle w:val="Heading3"/>
       </w:pPr>
       <w:r>
-        <w:t>Predict, run and debug</w:t>
+        <w:t>My selected conclusion, deciding fact and explanation</w:t>
       </w:r>
     </w:p>
     <w:p>
       <w:r>
-        <w:t>The browser lab lets you edit the supported Python examples already included in this lesson. Predict first, run, inspect the actual output or error, change one input, then run again. Keep code, predictions, actual results and a reasoned revision together. On paper, label your result as a trace rather than an execution.</w:t>
+        <w:t>________________________________________________________________</w:t>
+      </w:r>
+    </w:p>
+    <w:p>
+      <w:r>
+        <w:t>________________________________________________________________</w:t>
+      </w:r>
+    </w:p>
+    <w:p>
+      <w:r>
+        <w:t>________________________________________________________________</w:t>
+      </w:r>
+    </w:p>
+    <w:p>
+      <w:r>
+        <w:t>________________________________________________________________</w:t>
+      </w:r>
+    </w:p>
+    <w:p>
+      <w:r>
+        <w:t>________________________________________________________________</w:t>
       </w:r>
     </w:p>
     <w:p>
@@ -1307,12 +2041,31 @@
         <w:pStyle w:val="Heading3"/>
       </w:pPr>
       <w:r>
-        <w:t>Keep your completed work</w:t>
+        <w:t>Hint · try first</w:t>
       </w:r>
     </w:p>
     <w:p>
-      <w:r>
-        <w:t>Use Download completed work in the hosted lesson to export your answers, reflections, practice feedback and code-run evidence. Open the HTML copy to read or print it. Drafts stay in this browser when storage is available; clear drafts on a shared device.</w:t>
+      <w:pPr>
+        <w:spacing w:line="336" w:lineRule="auto" w:after="180"/>
+        <w:shd w:fill="F1F6F8"/>
+      </w:pPr>
+      <w:r>
+        <w:rPr>
+          <w:b w:val="0"/>
+        </w:rPr>
+        <w:t xml:space="preserve">Hint if needed: Use the changed </w:t>
+      </w:r>
+      <w:r>
+        <w:rPr>
+          <w:b/>
+        </w:rPr>
+        <w:t>condition</w:t>
+      </w:r>
+      <w:r>
+        <w:rPr>
+          <w:b w:val="0"/>
+        </w:rPr>
+        <w:t xml:space="preserve"> and the deciding step in the pictorial trace. The answer must say what follows from those facts.</w:t>
       </w:r>
     </w:p>
     <w:p>
@@ -1320,12 +2073,1047 @@
         <w:pStyle w:val="Heading3"/>
       </w:pPr>
       <w:r>
-        <w:t>What I repaired, the evidence I kept and the next test</w:t>
+        <w:t>Feedback · compare after trying</w:t>
       </w:r>
     </w:p>
     <w:p>
+      <w:pPr>
+        <w:spacing w:line="336" w:lineRule="auto" w:after="180"/>
+        <w:shd w:fill="F1F6FC"/>
+      </w:pPr>
+      <w:r>
+        <w:rPr>
+          <w:b w:val="0"/>
+        </w:rPr>
+        <w:t>After your attempt, compare with the supported explanation: A count of -2 would incorrectly receive small. Negative two is less than five, but it is not a permitted measured count.</w:t>
+      </w:r>
+    </w:p>
+    <w:p>
+      <w:pPr>
+        <w:pStyle w:val="Heading3"/>
+      </w:pPr>
+      <w:r>
+        <w:t>Repair a missing building block</w:t>
+      </w:r>
+    </w:p>
+    <w:p>
+      <w:pPr>
+        <w:spacing w:line="336" w:lineRule="auto" w:after="180"/>
+      </w:pPr>
+      <w:r>
+        <w:rPr>
+          <w:b w:val="0"/>
+        </w:rPr>
+        <w:t xml:space="preserve">Review Boolean </w:t>
+      </w:r>
+      <w:r>
+        <w:rPr>
+          <w:b/>
+        </w:rPr>
+        <w:t>condition</w:t>
+      </w:r>
+      <w:r>
+        <w:rPr>
+          <w:b w:val="0"/>
+        </w:rPr>
+        <w:t>s (python-bridge/4). Goal: Translate stated requirements into comparisons. Short practice: Give both comparison results for ages 11, 15 and 16.</w:t>
+      </w:r>
+    </w:p>
+    <w:p>
+      <w:pPr>
+        <w:spacing w:line="336" w:lineRule="auto" w:after="180"/>
+      </w:pPr>
+      <w:r>
+        <w:rPr>
+          <w:b w:val="0"/>
+        </w:rPr>
+        <w:t>Which comparison rejects each outside value, and why does and matter?. Return to this week and explain what you changed.</w:t>
+      </w:r>
+    </w:p>
+    <w:p>
+      <w:pPr>
+        <w:spacing w:line="336" w:lineRule="auto" w:after="180"/>
+      </w:pPr>
+      <w:r>
+        <w:rPr>
+          <w:b w:val="0"/>
+        </w:rPr>
+        <w:t xml:space="preserve">Review Values variables and types (python-bridge/2). Goal: Distinguish integer, floating-point, text and Boolean values. Short practice: Predict both print </w:t>
+      </w:r>
+      <w:r>
+        <w:rPr>
+          <w:b/>
+        </w:rPr>
+        <w:t>output</w:t>
+      </w:r>
+      <w:r>
+        <w:rPr>
+          <w:b w:val="0"/>
+        </w:rPr>
+        <w:t>s and explain why they differ.</w:t>
+      </w:r>
+    </w:p>
+    <w:p>
+      <w:pPr>
+        <w:spacing w:line="336" w:lineRule="auto" w:after="180"/>
+      </w:pPr>
+      <w:r>
+        <w:rPr>
+          <w:b w:val="0"/>
+        </w:rPr>
+        <w:t xml:space="preserve">Does count+tag work, and what happens to each valid </w:t>
+      </w:r>
+      <w:r>
+        <w:rPr>
+          <w:b/>
+        </w:rPr>
+        <w:t>output</w:t>
+      </w:r>
+      <w:r>
+        <w:rPr>
+          <w:b w:val="0"/>
+        </w:rPr>
+        <w:t xml:space="preserve"> after count becomes ten?. Return to this week and explain what you changed.</w:t>
+      </w:r>
+    </w:p>
+    <w:p>
+      <w:pPr>
+        <w:pStyle w:val="Heading3"/>
+      </w:pPr>
+      <w:r>
+        <w:t>Predict, run and debug</w:t>
+      </w:r>
+    </w:p>
+    <w:p>
+      <w:pPr>
+        <w:spacing w:line="336" w:lineRule="auto" w:after="180"/>
+      </w:pPr>
+      <w:r>
+        <w:rPr>
+          <w:b w:val="0"/>
+        </w:rPr>
+        <w:t xml:space="preserve">The browser lab lets you edit the supported Python examples already included in this lesson. Predict first, run, inspect the actual </w:t>
+      </w:r>
+      <w:r>
+        <w:rPr>
+          <w:b/>
+        </w:rPr>
+        <w:t>output</w:t>
+      </w:r>
+      <w:r>
+        <w:rPr>
+          <w:b w:val="0"/>
+        </w:rPr>
+        <w:t xml:space="preserve"> or error, change one </w:t>
+      </w:r>
+      <w:r>
+        <w:rPr>
+          <w:b/>
+        </w:rPr>
+        <w:t>input</w:t>
+      </w:r>
+      <w:r>
+        <w:rPr>
+          <w:b w:val="0"/>
+        </w:rPr>
+        <w:t>, then run again.</w:t>
+      </w:r>
+    </w:p>
+    <w:p>
+      <w:pPr>
+        <w:spacing w:line="336" w:lineRule="auto" w:after="180"/>
+      </w:pPr>
+      <w:r>
+        <w:rPr>
+          <w:b w:val="0"/>
+        </w:rPr>
+        <w:t xml:space="preserve">Keep code, </w:t>
+      </w:r>
+      <w:r>
+        <w:rPr>
+          <w:b/>
+        </w:rPr>
+        <w:t>prediction</w:t>
+      </w:r>
+      <w:r>
+        <w:rPr>
+          <w:b w:val="0"/>
+        </w:rPr>
+        <w:t>s, actual results and a reasoned revision together. On paper, label your result as a trace rather than an execution.</w:t>
+      </w:r>
+    </w:p>
+    <w:p>
+      <w:pPr>
+        <w:pStyle w:val="Heading3"/>
+      </w:pPr>
+      <w:r>
+        <w:t>Keep your completed work</w:t>
+      </w:r>
+    </w:p>
+    <w:p>
+      <w:pPr>
+        <w:spacing w:line="336" w:lineRule="auto" w:after="180"/>
+      </w:pPr>
+      <w:r>
+        <w:rPr>
+          <w:b w:val="0"/>
+        </w:rPr>
+        <w:t xml:space="preserve">Use Download completed work in the hosted lesson to export your answers, reflections, practice feedback and code-run </w:t>
+      </w:r>
+      <w:r>
+        <w:rPr>
+          <w:b/>
+        </w:rPr>
+        <w:t>evidence</w:t>
+      </w:r>
+      <w:r>
+        <w:rPr>
+          <w:b w:val="0"/>
+        </w:rPr>
+        <w:t>. Open the HTML copy to read or print it.</w:t>
+      </w:r>
+    </w:p>
+    <w:p>
+      <w:pPr>
+        <w:spacing w:line="336" w:lineRule="auto" w:after="180"/>
+      </w:pPr>
+      <w:r>
+        <w:rPr>
+          <w:b w:val="0"/>
+        </w:rPr>
+        <w:t>Drafts stay in this browser when storage is available; clear drafts on a shared device.</w:t>
+      </w:r>
+    </w:p>
+    <w:p>
+      <w:pPr>
+        <w:pStyle w:val="Heading3"/>
+      </w:pPr>
+      <w:r>
+        <w:t>What I repaired, the evidence I kept and the next test</w:t>
+      </w:r>
+    </w:p>
+    <w:p>
       <w:r>
         <w:t>________________________________________________________________</w:t>
+      </w:r>
+    </w:p>
+    <w:p>
+      <w:r>
+        <w:t>________________________________________________________________</w:t>
+      </w:r>
+    </w:p>
+    <w:p>
+      <w:r>
+        <w:t>________________________________________________________________</w:t>
+      </w:r>
+    </w:p>
+    <w:p>
+      <w:r>
+        <w:t>________________________________________________________________</w:t>
+      </w:r>
+    </w:p>
+    <w:p>
+      <w:r>
+        <w:t>________________________________________________________________</w:t>
+      </w:r>
+    </w:p>
+    <w:p>
+      <w:pPr>
+        <w:pStyle w:val="Heading1"/>
+      </w:pPr>
+      <w:r>
+        <w:t>15. Visual concept journey</w:t>
+      </w:r>
+    </w:p>
+    <w:p>
+      <w:r>
+        <w:t>Explain each Branching and boundary tests picture from its labels, then record a relevant limit.</w:t>
+      </w:r>
+    </w:p>
+    <w:p>
+      <w:pPr>
+        <w:pStyle w:val="Heading3"/>
+      </w:pPr>
+      <w:r>
+        <w:t>01. Branching and boundary tests: the case</w:t>
+      </w:r>
+    </w:p>
+    <w:p>
+      <w:r>
+        <w:drawing>
+          <wp:inline xmlns:a="http://schemas.openxmlformats.org/drawingml/2006/main" xmlns:pic="http://schemas.openxmlformats.org/drawingml/2006/picture">
+            <wp:extent cx="5486400" cy="2834640"/>
+            <wp:docPr id="2" name="Picture 2" descr="Check invalid values before branching. A toy shelf label uses fewer than five books as &quot;small&quot;, otherwise &quot;large&quot;, but negative counts are invalid. Supplied facts: Python 3: if count&lt;0: label=&quot;invalid&quot;; elif count&lt;5: label=&quot;small&quot;; else: label=&quot;large&quot;. Read as indented branches."/>
+            <wp:cNvGraphicFramePr>
+              <a:graphicFrameLocks noChangeAspect="1"/>
+            </wp:cNvGraphicFramePr>
+            <a:graphic>
+              <a:graphicData uri="http://schemas.openxmlformats.org/drawingml/2006/picture">
+                <pic:pic>
+                  <pic:nvPicPr>
+                    <pic:cNvPr id="0" name="academy-story-python-bridge-5-01.png"/>
+                    <pic:cNvPicPr/>
+                  </pic:nvPicPr>
+                  <pic:blipFill>
+                    <a:blip r:embed="rId10"/>
+                    <a:stretch>
+                      <a:fillRect/>
+                    </a:stretch>
+                  </pic:blipFill>
+                  <pic:spPr>
+                    <a:xfrm>
+                      <a:off x="0" y="0"/>
+                      <a:ext cx="5486400" cy="2834640"/>
+                    </a:xfrm>
+                    <a:prstGeom prst="rect"/>
+                  </pic:spPr>
+                </pic:pic>
+              </a:graphicData>
+            </a:graphic>
+          </wp:inline>
+        </w:drawing>
+      </w:r>
+    </w:p>
+    <w:p>
+      <w:pPr>
+        <w:spacing w:line="336" w:lineRule="auto" w:after="180"/>
+      </w:pPr>
+      <w:r>
+        <w:rPr>
+          <w:b w:val="0"/>
+        </w:rPr>
+        <w:t xml:space="preserve">Check invalid values before </w:t>
+      </w:r>
+      <w:r>
+        <w:rPr>
+          <w:b/>
+        </w:rPr>
+        <w:t>branch</w:t>
+      </w:r>
+      <w:r>
+        <w:rPr>
+          <w:b w:val="0"/>
+        </w:rPr>
+        <w:t>ing. A toy shelf label uses fewer than five books as "small", otherwise "large", but negative counts are invalid.</w:t>
+      </w:r>
+    </w:p>
+    <w:p>
+      <w:pPr>
+        <w:spacing w:line="336" w:lineRule="auto" w:after="180"/>
+      </w:pPr>
+      <w:r>
+        <w:rPr>
+          <w:b w:val="0"/>
+        </w:rPr>
+        <w:t xml:space="preserve">Supplied facts: Python 3: if count&lt;0: label="invalid"; elif count&lt;5: label="small"; else: label="large". Read as indented </w:t>
+      </w:r>
+      <w:r>
+        <w:rPr>
+          <w:b/>
+        </w:rPr>
+        <w:t>branch</w:t>
+      </w:r>
+      <w:r>
+        <w:rPr>
+          <w:b w:val="0"/>
+        </w:rPr>
+        <w:t>es.</w:t>
+      </w:r>
+    </w:p>
+    <w:p>
+      <w:pPr>
+        <w:spacing w:line="336" w:lineRule="auto" w:after="180"/>
+        <w:shd w:fill="F5F1FB"/>
+      </w:pPr>
+      <w:r>
+        <w:rPr>
+          <w:b w:val="0"/>
+        </w:rPr>
+        <w:t>Point to the given fact that matters most. Explain why it matters.</w:t>
+      </w:r>
+    </w:p>
+    <w:p>
+      <w:pPr>
+        <w:pStyle w:val="Heading3"/>
+      </w:pPr>
+      <w:r>
+        <w:t>My picture explanation, deciding evidence and one limit</w:t>
+      </w:r>
+    </w:p>
+    <w:p>
+      <w:r>
+        <w:t>________________________________________________________________</w:t>
+      </w:r>
+    </w:p>
+    <w:p>
+      <w:r>
+        <w:t>________________________________________________________________</w:t>
+      </w:r>
+    </w:p>
+    <w:p>
+      <w:r>
+        <w:t>________________________________________________________________</w:t>
+      </w:r>
+    </w:p>
+    <w:p>
+      <w:r>
+        <w:t>________________________________________________________________</w:t>
+      </w:r>
+    </w:p>
+    <w:p>
+      <w:pPr>
+        <w:pStyle w:val="Heading3"/>
+      </w:pPr>
+      <w:r>
+        <w:t>02. Follow the deciding steps</w:t>
+      </w:r>
+    </w:p>
+    <w:p>
+      <w:r>
+        <w:drawing>
+          <wp:inline xmlns:a="http://schemas.openxmlformats.org/drawingml/2006/main" xmlns:pic="http://schemas.openxmlformats.org/drawingml/2006/picture">
+            <wp:extent cx="5486400" cy="3182112"/>
+            <wp:docPr id="3" name="Picture 3" descr="Check validity: For count=-2, the first condition selects invalid. → Check small boundary: For count=4, validity passes and count&lt;5 selects small. → Handle equality: For count=5, both earlier conditions fail, so large is selected."/>
+            <wp:cNvGraphicFramePr>
+              <a:graphicFrameLocks noChangeAspect="1"/>
+            </wp:cNvGraphicFramePr>
+            <a:graphic>
+              <a:graphicData uri="http://schemas.openxmlformats.org/drawingml/2006/picture">
+                <pic:pic>
+                  <pic:nvPicPr>
+                    <pic:cNvPr id="0" name="academy-story-python-bridge-5-02.png"/>
+                    <pic:cNvPicPr/>
+                  </pic:nvPicPr>
+                  <pic:blipFill>
+                    <a:blip r:embed="rId11"/>
+                    <a:stretch>
+                      <a:fillRect/>
+                    </a:stretch>
+                  </pic:blipFill>
+                  <pic:spPr>
+                    <a:xfrm>
+                      <a:off x="0" y="0"/>
+                      <a:ext cx="5486400" cy="3182112"/>
+                    </a:xfrm>
+                    <a:prstGeom prst="rect"/>
+                  </pic:spPr>
+                </pic:pic>
+              </a:graphicData>
+            </a:graphic>
+          </wp:inline>
+        </w:drawing>
+      </w:r>
+    </w:p>
+    <w:p>
+      <w:pPr>
+        <w:spacing w:line="336" w:lineRule="auto" w:after="180"/>
+      </w:pPr>
+      <w:r>
+        <w:rPr>
+          <w:b w:val="0"/>
+        </w:rPr>
+        <w:t xml:space="preserve">Check validity: For count=-2, the first </w:t>
+      </w:r>
+      <w:r>
+        <w:rPr>
+          <w:b/>
+        </w:rPr>
+        <w:t>condition</w:t>
+      </w:r>
+      <w:r>
+        <w:rPr>
+          <w:b w:val="0"/>
+        </w:rPr>
+        <w:t xml:space="preserve"> selects invalid. → Check small </w:t>
+      </w:r>
+      <w:r>
+        <w:rPr>
+          <w:b/>
+        </w:rPr>
+        <w:t>boundary</w:t>
+      </w:r>
+      <w:r>
+        <w:rPr>
+          <w:b w:val="0"/>
+        </w:rPr>
+        <w:t xml:space="preserve">: For count=4, validity passes and count&lt;5 selects small. → Handle equality: For count=5, both earlier </w:t>
+      </w:r>
+      <w:r>
+        <w:rPr>
+          <w:b/>
+        </w:rPr>
+        <w:t>condition</w:t>
+      </w:r>
+      <w:r>
+        <w:rPr>
+          <w:b w:val="0"/>
+        </w:rPr>
+        <w:t>s fail, so large is selected.</w:t>
+      </w:r>
+    </w:p>
+    <w:p>
+      <w:pPr>
+        <w:spacing w:line="336" w:lineRule="auto" w:after="180"/>
+        <w:shd w:fill="F5F1FB"/>
+      </w:pPr>
+      <w:r>
+        <w:rPr>
+          <w:b w:val="0"/>
+        </w:rPr>
+        <w:t xml:space="preserve">Point to each numbered stage and explain which recorded </w:t>
+      </w:r>
+      <w:r>
+        <w:rPr>
+          <w:b/>
+        </w:rPr>
+        <w:t>input</w:t>
+      </w:r>
+      <w:r>
+        <w:rPr>
+          <w:b w:val="0"/>
+        </w:rPr>
+        <w:t xml:space="preserve"> it uses.</w:t>
+      </w:r>
+    </w:p>
+    <w:p>
+      <w:pPr>
+        <w:pStyle w:val="Heading3"/>
+      </w:pPr>
+      <w:r>
+        <w:t>My picture explanation, deciding evidence and one limit</w:t>
+      </w:r>
+    </w:p>
+    <w:p>
+      <w:r>
+        <w:t>________________________________________________________________</w:t>
+      </w:r>
+    </w:p>
+    <w:p>
+      <w:r>
+        <w:t>________________________________________________________________</w:t>
+      </w:r>
+    </w:p>
+    <w:p>
+      <w:r>
+        <w:t>________________________________________________________________</w:t>
+      </w:r>
+    </w:p>
+    <w:p>
+      <w:r>
+        <w:t>________________________________________________________________</w:t>
+      </w:r>
+    </w:p>
+    <w:p>
+      <w:pPr>
+        <w:pStyle w:val="Heading3"/>
+      </w:pPr>
+      <w:r>
+        <w:t>03. Check invalid values before the size rule</w:t>
+      </w:r>
+    </w:p>
+    <w:p>
+      <w:r>
+        <w:drawing>
+          <wp:inline xmlns:a="http://schemas.openxmlformats.org/drawingml/2006/main" xmlns:pic="http://schemas.openxmlformats.org/drawingml/2006/picture">
+            <wp:extent cx="5486400" cy="3785616"/>
+            <wp:docPr id="4" name="Picture 4" descr="First ask count less than zero: yes selects invalid. Otherwise ask count less than five: yes selects small; no selects large. Separate input traces are minus two invalid, four small, five large."/>
+            <wp:cNvGraphicFramePr>
+              <a:graphicFrameLocks noChangeAspect="1"/>
+            </wp:cNvGraphicFramePr>
+            <a:graphic>
+              <a:graphicData uri="http://schemas.openxmlformats.org/drawingml/2006/picture">
+                <pic:pic>
+                  <pic:nvPicPr>
+                    <pic:cNvPr id="0" name="academy-story-python-bridge-5-03.png"/>
+                    <pic:cNvPicPr/>
+                  </pic:nvPicPr>
+                  <pic:blipFill>
+                    <a:blip r:embed="rId12"/>
+                    <a:stretch>
+                      <a:fillRect/>
+                    </a:stretch>
+                  </pic:blipFill>
+                  <pic:spPr>
+                    <a:xfrm>
+                      <a:off x="0" y="0"/>
+                      <a:ext cx="5486400" cy="3785616"/>
+                    </a:xfrm>
+                    <a:prstGeom prst="rect"/>
+                  </pic:spPr>
+                </pic:pic>
+              </a:graphicData>
+            </a:graphic>
+          </wp:inline>
+        </w:drawing>
+      </w:r>
+    </w:p>
+    <w:p>
+      <w:pPr>
+        <w:spacing w:line="336" w:lineRule="auto" w:after="180"/>
+      </w:pPr>
+      <w:r>
+        <w:rPr>
+          <w:b w:val="0"/>
+        </w:rPr>
+        <w:t xml:space="preserve">First ask count less than zero: yes selects invalid. Otherwise ask count less than five: yes selects small; no selects large. Separate </w:t>
+      </w:r>
+      <w:r>
+        <w:rPr>
+          <w:b/>
+        </w:rPr>
+        <w:t>input</w:t>
+      </w:r>
+      <w:r>
+        <w:rPr>
+          <w:b w:val="0"/>
+        </w:rPr>
+        <w:t xml:space="preserve"> traces are minus two invalid, four small, five large.</w:t>
+      </w:r>
+    </w:p>
+    <w:p>
+      <w:pPr>
+        <w:spacing w:line="336" w:lineRule="auto" w:after="180"/>
+        <w:shd w:fill="F5F1FB"/>
+      </w:pPr>
+      <w:r>
+        <w:rPr>
+          <w:b w:val="0"/>
+        </w:rPr>
+        <w:t>Read the labels and values. Explain the relationship the model shows.</w:t>
+      </w:r>
+    </w:p>
+    <w:p>
+      <w:pPr>
+        <w:pStyle w:val="Heading3"/>
+      </w:pPr>
+      <w:r>
+        <w:t>My picture explanation, deciding evidence and one limit</w:t>
+      </w:r>
+    </w:p>
+    <w:p>
+      <w:r>
+        <w:t>________________________________________________________________</w:t>
+      </w:r>
+    </w:p>
+    <w:p>
+      <w:r>
+        <w:t>________________________________________________________________</w:t>
+      </w:r>
+    </w:p>
+    <w:p>
+      <w:r>
+        <w:t>________________________________________________________________</w:t>
+      </w:r>
+    </w:p>
+    <w:p>
+      <w:r>
+        <w:t>________________________________________________________________</w:t>
+      </w:r>
+    </w:p>
+    <w:p>
+      <w:pPr>
+        <w:pStyle w:val="Heading3"/>
+      </w:pPr>
+      <w:r>
+        <w:t>04. Change one thing. Trace what follows.</w:t>
+      </w:r>
+    </w:p>
+    <w:p>
+      <w:r>
+        <w:drawing>
+          <wp:inline xmlns:a="http://schemas.openxmlformats.org/drawingml/2006/main" xmlns:pic="http://schemas.openxmlformats.org/drawingml/2006/picture">
+            <wp:extent cx="5486400" cy="3026664"/>
+            <wp:docPr id="5" name="Picture 5" descr="Original case: For count=5, both earlier conditions fail, so large is selected. Changed condition: Remove the first negative-count branch. Expected result: A count of -2 would incorrectly receive small. Reason: Negative two is less than five, but it is not a permitted measured count."/>
+            <wp:cNvGraphicFramePr>
+              <a:graphicFrameLocks noChangeAspect="1"/>
+            </wp:cNvGraphicFramePr>
+            <a:graphic>
+              <a:graphicData uri="http://schemas.openxmlformats.org/drawingml/2006/picture">
+                <pic:pic>
+                  <pic:nvPicPr>
+                    <pic:cNvPr id="0" name="academy-story-python-bridge-5-04.png"/>
+                    <pic:cNvPicPr/>
+                  </pic:nvPicPr>
+                  <pic:blipFill>
+                    <a:blip r:embed="rId13"/>
+                    <a:stretch>
+                      <a:fillRect/>
+                    </a:stretch>
+                  </pic:blipFill>
+                  <pic:spPr>
+                    <a:xfrm>
+                      <a:off x="0" y="0"/>
+                      <a:ext cx="5486400" cy="3026664"/>
+                    </a:xfrm>
+                    <a:prstGeom prst="rect"/>
+                  </pic:spPr>
+                </pic:pic>
+              </a:graphicData>
+            </a:graphic>
+          </wp:inline>
+        </w:drawing>
+      </w:r>
+    </w:p>
+    <w:p>
+      <w:pPr>
+        <w:spacing w:line="336" w:lineRule="auto" w:after="180"/>
+      </w:pPr>
+      <w:r>
+        <w:rPr>
+          <w:b w:val="0"/>
+        </w:rPr>
+        <w:t xml:space="preserve">Original case: For count=5, both earlier </w:t>
+      </w:r>
+      <w:r>
+        <w:rPr>
+          <w:b/>
+        </w:rPr>
+        <w:t>condition</w:t>
+      </w:r>
+      <w:r>
+        <w:rPr>
+          <w:b w:val="0"/>
+        </w:rPr>
+        <w:t xml:space="preserve">s fail, so large is selected. Changed </w:t>
+      </w:r>
+      <w:r>
+        <w:rPr>
+          <w:b/>
+        </w:rPr>
+        <w:t>condition</w:t>
+      </w:r>
+      <w:r>
+        <w:rPr>
+          <w:b w:val="0"/>
+        </w:rPr>
+        <w:t xml:space="preserve">: Remove the first negative-count </w:t>
+      </w:r>
+      <w:r>
+        <w:rPr>
+          <w:b/>
+        </w:rPr>
+        <w:t>branch</w:t>
+      </w:r>
+      <w:r>
+        <w:rPr>
+          <w:b w:val="0"/>
+        </w:rPr>
+        <w:t>. Expected result: A count of -2 would incorrectly receive small.</w:t>
+      </w:r>
+    </w:p>
+    <w:p>
+      <w:pPr>
+        <w:spacing w:line="336" w:lineRule="auto" w:after="180"/>
+      </w:pPr>
+      <w:r>
+        <w:rPr>
+          <w:b w:val="0"/>
+        </w:rPr>
+        <w:t>Reason: Negative two is less than five, but it is not a permitted measured count.</w:t>
+      </w:r>
+    </w:p>
+    <w:p>
+      <w:pPr>
+        <w:spacing w:line="336" w:lineRule="auto" w:after="180"/>
+        <w:shd w:fill="F5F1FB"/>
+      </w:pPr>
+      <w:r>
+        <w:rPr>
+          <w:b w:val="0"/>
+        </w:rPr>
+        <w:t>Predict before checking the worked changed-case result. Name what changed and what the supplied facts allow you to conclude.</w:t>
+      </w:r>
+    </w:p>
+    <w:p>
+      <w:pPr>
+        <w:pStyle w:val="Heading3"/>
+      </w:pPr>
+      <w:r>
+        <w:t>My picture explanation, deciding evidence and one limit</w:t>
+      </w:r>
+    </w:p>
+    <w:p>
+      <w:r>
+        <w:t>________________________________________________________________</w:t>
+      </w:r>
+    </w:p>
+    <w:p>
+      <w:r>
+        <w:t>________________________________________________________________</w:t>
+      </w:r>
+    </w:p>
+    <w:p>
+      <w:r>
+        <w:t>________________________________________________________________</w:t>
+      </w:r>
+    </w:p>
+    <w:p>
+      <w:r>
+        <w:t>________________________________________________________________</w:t>
+      </w:r>
+    </w:p>
+    <w:p>
+      <w:pPr>
+        <w:pStyle w:val="Heading3"/>
+      </w:pPr>
+      <w:r>
+        <w:t>05. Connect the explanation to its limit</w:t>
+      </w:r>
+    </w:p>
+    <w:p>
+      <w:r>
+        <w:drawing>
+          <wp:inline xmlns:a="http://schemas.openxmlformats.org/drawingml/2006/main" xmlns:pic="http://schemas.openxmlformats.org/drawingml/2006/picture">
+            <wp:extent cx="5486400" cy="2834640"/>
+            <wp:docPr id="6" name="Picture 6" descr="An if/elif/else chain selects the first matching branch. Putting invalid handling first prevents a negative count from being mislabelled as a small valid collection. Limit: The toy procedure assumes numeric counts; validate types and define missing-value behaviour before using it in a real service."/>
+            <wp:cNvGraphicFramePr>
+              <a:graphicFrameLocks noChangeAspect="1"/>
+            </wp:cNvGraphicFramePr>
+            <a:graphic>
+              <a:graphicData uri="http://schemas.openxmlformats.org/drawingml/2006/picture">
+                <pic:pic>
+                  <pic:nvPicPr>
+                    <pic:cNvPr id="0" name="academy-story-python-bridge-5-05.png"/>
+                    <pic:cNvPicPr/>
+                  </pic:nvPicPr>
+                  <pic:blipFill>
+                    <a:blip r:embed="rId14"/>
+                    <a:stretch>
+                      <a:fillRect/>
+                    </a:stretch>
+                  </pic:blipFill>
+                  <pic:spPr>
+                    <a:xfrm>
+                      <a:off x="0" y="0"/>
+                      <a:ext cx="5486400" cy="2834640"/>
+                    </a:xfrm>
+                    <a:prstGeom prst="rect"/>
+                  </pic:spPr>
+                </pic:pic>
+              </a:graphicData>
+            </a:graphic>
+          </wp:inline>
+        </w:drawing>
+      </w:r>
+    </w:p>
+    <w:p>
+      <w:pPr>
+        <w:spacing w:line="336" w:lineRule="auto" w:after="180"/>
+      </w:pPr>
+      <w:r>
+        <w:rPr>
+          <w:b w:val="0"/>
+        </w:rPr>
+        <w:t xml:space="preserve">An if/elif/else chain selects the first matching </w:t>
+      </w:r>
+      <w:r>
+        <w:rPr>
+          <w:b/>
+        </w:rPr>
+        <w:t>branch</w:t>
+      </w:r>
+      <w:r>
+        <w:rPr>
+          <w:b w:val="0"/>
+        </w:rPr>
+        <w:t>. Putting invalid handling first prevents a negative count from being mislabelled as a small valid collection.</w:t>
+      </w:r>
+    </w:p>
+    <w:p>
+      <w:pPr>
+        <w:spacing w:line="336" w:lineRule="auto" w:after="180"/>
+      </w:pPr>
+      <w:r>
+        <w:rPr>
+          <w:b w:val="0"/>
+        </w:rPr>
+        <w:t>Limit: The toy procedure assumes numeric counts; validate types and define missing-value behaviour before using it in a real service.</w:t>
+      </w:r>
+    </w:p>
+    <w:p>
+      <w:pPr>
+        <w:spacing w:line="336" w:lineRule="auto" w:after="180"/>
+        <w:shd w:fill="F5F1FB"/>
+      </w:pPr>
+      <w:r>
+        <w:rPr>
+          <w:b w:val="0"/>
+        </w:rPr>
+        <w:t>Explain the case, then point to a limit on the claim.</w:t>
+      </w:r>
+    </w:p>
+    <w:p>
+      <w:pPr>
+        <w:pStyle w:val="Heading3"/>
+      </w:pPr>
+      <w:r>
+        <w:t>My picture explanation, deciding evidence and one limit</w:t>
+      </w:r>
+    </w:p>
+    <w:p>
+      <w:r>
+        <w:t>________________________________________________________________</w:t>
+      </w:r>
+    </w:p>
+    <w:p>
+      <w:r>
+        <w:t>________________________________________________________________</w:t>
+      </w:r>
+    </w:p>
+    <w:p>
+      <w:r>
+        <w:t>________________________________________________________________</w:t>
+      </w:r>
+    </w:p>
+    <w:p>
+      <w:r>
+        <w:t>________________________________________________________________</w:t>
+      </w:r>
+    </w:p>
+    <w:p>
+      <w:pPr>
+        <w:pStyle w:val="Heading3"/>
+      </w:pPr>
+      <w:r>
+        <w:t>06. Make the idea visible in your project</w:t>
+      </w:r>
+    </w:p>
+    <w:p>
+      <w:r>
+        <w:drawing>
+          <wp:inline xmlns:a="http://schemas.openxmlformats.org/drawingml/2006/main" xmlns:pic="http://schemas.openxmlformats.org/drawingml/2006/picture">
+            <wp:extent cx="5486400" cy="3681984"/>
+            <wp:docPr id="7" name="Picture 7" descr="For Python readiness before the Responsible Plant Classifier, retain a trace of the values, the predicted outputs and the changed-case explanation. Use actual Python 3 results to check the prediction after reasoning first. Draw your input, deciding step, result and limit. Supported question: Trace -2, 4 and 5 through the branches. Explain why the negative check comes first and what label -2 gets if it is removed."/>
+            <wp:cNvGraphicFramePr>
+              <a:graphicFrameLocks noChangeAspect="1"/>
+            </wp:cNvGraphicFramePr>
+            <a:graphic>
+              <a:graphicData uri="http://schemas.openxmlformats.org/drawingml/2006/picture">
+                <pic:pic>
+                  <pic:nvPicPr>
+                    <pic:cNvPr id="0" name="academy-story-python-bridge-5-06.png"/>
+                    <pic:cNvPicPr/>
+                  </pic:nvPicPr>
+                  <pic:blipFill>
+                    <a:blip r:embed="rId15"/>
+                    <a:stretch>
+                      <a:fillRect/>
+                    </a:stretch>
+                  </pic:blipFill>
+                  <pic:spPr>
+                    <a:xfrm>
+                      <a:off x="0" y="0"/>
+                      <a:ext cx="5486400" cy="3681984"/>
+                    </a:xfrm>
+                    <a:prstGeom prst="rect"/>
+                  </pic:spPr>
+                </pic:pic>
+              </a:graphicData>
+            </a:graphic>
+          </wp:inline>
+        </w:drawing>
+      </w:r>
+    </w:p>
+    <w:p>
+      <w:pPr>
+        <w:spacing w:line="336" w:lineRule="auto" w:after="180"/>
+      </w:pPr>
+      <w:r>
+        <w:rPr>
+          <w:b w:val="0"/>
+        </w:rPr>
+        <w:t xml:space="preserve">For Python readiness before the Responsible Plant Classifier, retain a trace of the values, the predicted </w:t>
+      </w:r>
+      <w:r>
+        <w:rPr>
+          <w:b/>
+        </w:rPr>
+        <w:t>output</w:t>
+      </w:r>
+      <w:r>
+        <w:rPr>
+          <w:b w:val="0"/>
+        </w:rPr>
+        <w:t xml:space="preserve">s and the changed-case explanation. Use actual Python 3 results to check the </w:t>
+      </w:r>
+      <w:r>
+        <w:rPr>
+          <w:b/>
+        </w:rPr>
+        <w:t>prediction</w:t>
+      </w:r>
+      <w:r>
+        <w:rPr>
+          <w:b w:val="0"/>
+        </w:rPr>
+        <w:t xml:space="preserve"> after reasoning first.</w:t>
+      </w:r>
+    </w:p>
+    <w:p>
+      <w:pPr>
+        <w:spacing w:line="336" w:lineRule="auto" w:after="180"/>
+      </w:pPr>
+      <w:r>
+        <w:rPr>
+          <w:b w:val="0"/>
+        </w:rPr>
+        <w:t xml:space="preserve">Draw your </w:t>
+      </w:r>
+      <w:r>
+        <w:rPr>
+          <w:b/>
+        </w:rPr>
+        <w:t>input</w:t>
+      </w:r>
+      <w:r>
+        <w:rPr>
+          <w:b w:val="0"/>
+        </w:rPr>
+        <w:t xml:space="preserve">, deciding step, result and limit. Supported question: Trace -2, 4 and 5 through the </w:t>
+      </w:r>
+      <w:r>
+        <w:rPr>
+          <w:b/>
+        </w:rPr>
+        <w:t>branch</w:t>
+      </w:r>
+      <w:r>
+        <w:rPr>
+          <w:b w:val="0"/>
+        </w:rPr>
+        <w:t>es. Explain why the negative check comes first and what label -2 gets if it is removed.</w:t>
+      </w:r>
+    </w:p>
+    <w:p>
+      <w:pPr>
+        <w:spacing w:line="336" w:lineRule="auto" w:after="180"/>
+        <w:shd w:fill="F5F1FB"/>
+      </w:pPr>
+      <w:r>
+        <w:rPr>
+          <w:b w:val="0"/>
+        </w:rPr>
+        <w:t xml:space="preserve">Draw your project trace and justify the deciding step using </w:t>
+      </w:r>
+      <w:r>
+        <w:rPr>
+          <w:b/>
+        </w:rPr>
+        <w:t>evidence</w:t>
+      </w:r>
+      <w:r>
+        <w:rPr>
+          <w:b w:val="0"/>
+        </w:rPr>
+        <w:t>.</w:t>
+      </w:r>
+    </w:p>
+    <w:p>
+      <w:pPr>
+        <w:pStyle w:val="Heading3"/>
+      </w:pPr>
+      <w:r>
+        <w:t>My picture explanation, deciding evidence and one limit</w:t>
       </w:r>
     </w:p>
     <w:p>

--- a/downloads/workbook/bridge-week-05.docx
+++ b/downloads/workbook/bridge-week-05.docx
@@ -527,6 +527,26 @@
     </w:p>
     <w:p>
       <w:pPr>
+        <w:pStyle w:val="Heading3"/>
+      </w:pPr>
+      <w:r>
+        <w:t>Where to find the supplied example</w:t>
+      </w:r>
+    </w:p>
+    <w:p>
+      <w:pPr>
+        <w:spacing w:line="336" w:lineRule="auto" w:after="180"/>
+        <w:shd w:fill="F1F6F8"/>
+      </w:pPr>
+      <w:r>
+        <w:rPr>
+          <w:b w:val="0"/>
+        </w:rPr>
+        <w:t>Reference for this exercise: open this week’s student lesson, “Branching and boundary tests”, at “See how it works” and “Follow a worked example”. Use the original worked values or code named in the question; the later pictorial case is a separate example. Keep this reference beside your workbook while practising.</w:t>
+      </w:r>
+    </w:p>
+    <w:p>
+      <w:pPr>
         <w:spacing w:line="336" w:lineRule="auto" w:after="180"/>
       </w:pPr>
       <w:r>
@@ -817,6 +837,26 @@
     <w:p>
       <w:r>
         <w:t>Choose revealing regression tests. Apply the supplied Branching and boundary tests facts and keep your reasoning.</w:t>
+      </w:r>
+    </w:p>
+    <w:p>
+      <w:pPr>
+        <w:pStyle w:val="Heading3"/>
+      </w:pPr>
+      <w:r>
+        <w:t>Where to find the supplied example</w:t>
+      </w:r>
+    </w:p>
+    <w:p>
+      <w:pPr>
+        <w:spacing w:line="336" w:lineRule="auto" w:after="180"/>
+        <w:shd w:fill="F1F6F8"/>
+      </w:pPr>
+      <w:r>
+        <w:rPr>
+          <w:b w:val="0"/>
+        </w:rPr>
+        <w:t>Reference for this exercise: open this week’s student lesson, “Branching and boundary tests”, at “See how it works” and “Follow a worked example”. Use the original worked values or code named in the question; the later pictorial case is a separate example. Keep this reference beside your workbook while practising.</w:t>
       </w:r>
     </w:p>
     <w:p>

--- a/downloads/workbook/bridge-week-05.docx
+++ b/downloads/workbook/bridge-week-05.docx
@@ -25,22 +25,45 @@
         <w:pStyle w:val="Heading1"/>
       </w:pPr>
       <w:r>
-        <w:t>01. Recall and choose your starting point</w:t>
-      </w:r>
-    </w:p>
-    <w:p>
-      <w:r>
-        <w:t>Record your starting explanation for Branching and boundary tests before opening notes. Show any later correction separately.</w:t>
-      </w:r>
-    </w:p>
-    <w:p>
-      <w:pPr>
-        <w:spacing w:line="336" w:lineRule="auto" w:after="180"/>
-      </w:pPr>
-      <w:r>
-        <w:rPr>
-          <w:b w:val="0"/>
-        </w:rPr>
+        <w:t>One connected branching and boundary-test record.</w:t>
+      </w:r>
+    </w:p>
+    <w:p>
+      <w:r>
+        <w:t>Explain the chain, trace the path, diagnose an overwrite and state test limits.</w:t>
+      </w:r>
+    </w:p>
+    <w:p>
+      <w:r>
+        <w:t>Keep exact rule, input, checked/skipped conditions, assignments and output/error evidence together.</w:t>
+      </w:r>
+    </w:p>
+    <w:p>
+      <w:pPr>
+        <w:pStyle w:val="Heading1"/>
+      </w:pPr>
+      <w:r>
+        <w:t>01. Recall · Retrieve before notes</w:t>
+      </w:r>
+    </w:p>
+    <w:p>
+      <w:r>
+        <w:t>Keep the stated task, its own code/values and support record together.</w:t>
+      </w:r>
+    </w:p>
+    <w:p>
+      <w:pPr>
+        <w:pStyle w:val="Heading2"/>
+      </w:pPr>
+      <w:r>
+        <w:t>Task and evidence record</w:t>
+      </w:r>
+    </w:p>
+    <w:p>
+      <w:pPr>
+        <w:pStyle w:val="ListBullet"/>
+      </w:pPr>
+      <w:r>
         <w:t>Try the recall before opening notes. Then use a different colour or a labelled second line to correct your explanation.</w:t>
       </w:r>
     </w:p>
@@ -54,25 +77,10 @@
     </w:p>
     <w:p>
       <w:pPr>
-        <w:spacing w:line="336" w:lineRule="auto" w:after="180"/>
-      </w:pPr>
-      <w:r>
-        <w:rPr>
-          <w:b w:val="0"/>
-        </w:rPr>
-        <w:t xml:space="preserve">Without opening the old lesson, explain one key idea from Boolean </w:t>
-      </w:r>
-      <w:r>
-        <w:rPr>
-          <w:b/>
-        </w:rPr>
-        <w:t>condition</w:t>
-      </w:r>
-      <w:r>
-        <w:rPr>
-          <w:b w:val="0"/>
-        </w:rPr>
-        <w:t>s. Give an example and a mistake that the idea helps you avoid.</w:t>
+        <w:pStyle w:val="ListBullet"/>
+      </w:pPr>
+      <w:r>
+        <w:t>Without opening the old lesson, explain one key idea from Boolean conditions. Give an example and a mistake that the idea helps you avoid.</w:t>
       </w:r>
     </w:p>
     <w:p>
@@ -108,12 +116,9 @@
     </w:p>
     <w:p>
       <w:pPr>
-        <w:spacing w:line="336" w:lineRule="auto" w:after="180"/>
-      </w:pPr>
-      <w:r>
-        <w:rPr>
-          <w:b w:val="0"/>
-        </w:rPr>
+        <w:pStyle w:val="ListBullet"/>
+      </w:pPr>
+      <w:r>
         <w:t>Without opening the old lesson, explain one key idea from Values variables and types. Give an example and a mistake that the idea helps you avoid.</w:t>
       </w:r>
     </w:p>
@@ -145,147 +150,52 @@
         <w:pStyle w:val="Heading1"/>
       </w:pPr>
       <w:r>
-        <w:t>02. Practise with fading help</w:t>
-      </w:r>
-    </w:p>
-    <w:p>
-      <w:r>
-        <w:t>Complete the supported Branching and boundary tests trace and record the first step you can explain without help.</w:t>
-      </w:r>
-    </w:p>
-    <w:p>
-      <w:pPr>
-        <w:spacing w:line="336" w:lineRule="auto" w:after="180"/>
-      </w:pPr>
-      <w:r>
-        <w:rPr>
-          <w:b w:val="0"/>
-        </w:rPr>
-        <w:t xml:space="preserve">Use W2: Trace the tested path for </w:t>
-      </w:r>
-      <w:r>
-        <w:rPr>
-          <w:b/>
-        </w:rPr>
-        <w:t>Branch</w:t>
-      </w:r>
-      <w:r>
-        <w:rPr>
-          <w:b w:val="0"/>
-        </w:rPr>
-        <w:t xml:space="preserve">ing and </w:t>
-      </w:r>
-      <w:r>
-        <w:rPr>
-          <w:b/>
-        </w:rPr>
-        <w:t>boundary</w:t>
-      </w:r>
-      <w:r>
-        <w:rPr>
-          <w:b w:val="0"/>
-        </w:rPr>
-        <w:t xml:space="preserve"> tests. Record the answer once; the lesson and workbook refer to the same attempt.</w:t>
-      </w:r>
-    </w:p>
-    <w:tbl>
-      <w:tblPr>
-        <w:tblStyle w:val="LightShading-Accent1"/>
-        <w:tblW w:type="auto" w:w="0"/>
-        <w:tblLook w:firstColumn="1" w:firstRow="1" w:lastColumn="0" w:lastRow="0" w:noHBand="0" w:noVBand="1" w:val="04A0"/>
-      </w:tblPr>
-      <w:tblGrid>
-        <w:gridCol w:w="2556"/>
-        <w:gridCol w:w="2556"/>
-        <w:gridCol w:w="2556"/>
-        <w:gridCol w:w="2556"/>
-      </w:tblGrid>
-      <w:tr>
-        <w:trPr>
-          <w:tblHeader/>
-        </w:trPr>
-        <w:tc>
-          <w:tcPr>
-            <w:tcW w:type="dxa" w:w="2556"/>
-          </w:tcPr>
-          <w:p>
-            <w:r>
-              <w:t>Given inputs</w:t>
-            </w:r>
-          </w:p>
-        </w:tc>
-        <w:tc>
-          <w:tcPr>
-            <w:tcW w:type="dxa" w:w="2556"/>
-          </w:tcPr>
-          <w:p>
-            <w:r>
-              <w:t>Procedure I chose</w:t>
-            </w:r>
-          </w:p>
-        </w:tc>
-        <w:tc>
-          <w:tcPr>
-            <w:tcW w:type="dxa" w:w="2556"/>
-          </w:tcPr>
-          <w:p>
-            <w:r>
-              <w:t>Middle steps</w:t>
-            </w:r>
-          </w:p>
-        </w:tc>
-        <w:tc>
-          <w:tcPr>
-            <w:tcW w:type="dxa" w:w="2556"/>
-          </w:tcPr>
-          <w:p>
-            <w:r>
-              <w:t>Result and check</w:t>
-            </w:r>
-          </w:p>
-        </w:tc>
-      </w:tr>
-      <w:tr>
-        <w:tc>
-          <w:tcPr>
-            <w:tcW w:type="dxa" w:w="2556"/>
-          </w:tcPr>
-          <w:p>
-            <w:r/>
-          </w:p>
-        </w:tc>
-        <w:tc>
-          <w:tcPr>
-            <w:tcW w:type="dxa" w:w="2556"/>
-          </w:tcPr>
-          <w:p>
-            <w:r/>
-          </w:p>
-        </w:tc>
-        <w:tc>
-          <w:tcPr>
-            <w:tcW w:type="dxa" w:w="2556"/>
-          </w:tcPr>
-          <w:p>
-            <w:r/>
-          </w:p>
-        </w:tc>
-        <w:tc>
-          <w:tcPr>
-            <w:tcW w:type="dxa" w:w="2556"/>
-          </w:tcPr>
-          <w:p>
-            <w:r/>
-          </w:p>
-        </w:tc>
-      </w:tr>
-    </w:tbl>
+        <w:t>05. W1 · Explain the procedure</w:t>
+      </w:r>
+    </w:p>
+    <w:p>
+      <w:r>
+        <w:t>Keep the stated task, its own code/values and support record together.</w:t>
+      </w:r>
+    </w:p>
+    <w:p>
+      <w:pPr>
+        <w:pStyle w:val="Heading2"/>
+      </w:pPr>
+      <w:r>
+        <w:t>Task and evidence record</w:t>
+      </w:r>
+    </w:p>
+    <w:p>
+      <w:pPr>
+        <w:pStyle w:val="ListBullet"/>
+      </w:pPr>
+      <w:r>
+        <w:t>Duration chain: minutes&lt;0→Invalid; otherwise minutes&lt;=12→Short; else Long. -1 checks first only, 12 checks first False/second True, 13 both False. Replacing elif with independent if overwrites Invalid at -1. Separate book chain count&lt;0 invalid, else count&lt;5 small, else large; -2 invalid, 4 small, 5 large. All comparisons assume supplied integers; no arbitrary-input validator or real lamp operation is implemented.</w:t>
+      </w:r>
+    </w:p>
+    <w:p>
+      <w:pPr>
+        <w:pStyle w:val="ListBullet"/>
+      </w:pPr>
+      <w:r>
+        <w:t>Reference for this exercise: open this week’s student lesson, “Branching and boundary tests”, at “See how it works” and “Follow a worked example”. Use the original worked values or code named in the question; the later pictorial case is a separate example. Keep this reference beside your workbook while practising.</w:t>
+      </w:r>
+    </w:p>
+    <w:p>
+      <w:pPr>
+        <w:pStyle w:val="ListBullet"/>
+      </w:pPr>
+      <w:r>
+        <w:t>Describe the purpose of if, elif and else in the worked duration sorter. Explain why print(label) is outside the indented branches.</w:t>
+      </w:r>
+    </w:p>
     <w:p>
       <w:pPr>
         <w:pStyle w:val="Heading3"/>
       </w:pPr>
       <w:r>
-        <w:t>The step I completed without help, and the hint I needed</w:t>
+        <w:t>My reasoning and evidence</w:t>
       </w:r>
     </w:p>
     <w:p>
@@ -304,74 +214,55 @@
       </w:r>
     </w:p>
     <w:p>
+      <w:r>
+        <w:t>________________________________________________________________</w:t>
+      </w:r>
+    </w:p>
+    <w:p>
+      <w:r>
+        <w:t>________________________________________________________________</w:t>
+      </w:r>
+    </w:p>
+    <w:p>
+      <w:r>
+        <w:t>________________________________________________________________</w:t>
+      </w:r>
+    </w:p>
+    <w:p>
       <w:pPr>
         <w:pStyle w:val="Heading1"/>
       </w:pPr>
       <w:r>
-        <w:t>03. Individual reasoning check</w:t>
-      </w:r>
-    </w:p>
-    <w:p>
-      <w:r>
-        <w:t>Check the proposed Branching and boundary tests explanation against the supplied facts before discussing it.</w:t>
-      </w:r>
-    </w:p>
-    <w:p>
-      <w:pPr>
-        <w:spacing w:line="336" w:lineRule="auto" w:after="180"/>
-      </w:pPr>
-      <w:r>
-        <w:rPr>
-          <w:b w:val="0"/>
-        </w:rPr>
-        <w:t xml:space="preserve">Use the worked case for </w:t>
-      </w:r>
-      <w:r>
-        <w:rPr>
-          <w:b/>
-        </w:rPr>
-        <w:t>Branch</w:t>
-      </w:r>
-      <w:r>
-        <w:rPr>
-          <w:b w:val="0"/>
-        </w:rPr>
-        <w:t xml:space="preserve">ing and </w:t>
-      </w:r>
-      <w:r>
-        <w:rPr>
-          <w:b/>
-        </w:rPr>
-        <w:t>boundary</w:t>
-      </w:r>
-      <w:r>
-        <w:rPr>
-          <w:b w:val="0"/>
-        </w:rPr>
-        <w:t xml:space="preserve"> tests. Proposed explanation: “Every </w:t>
-      </w:r>
-      <w:r>
-        <w:rPr>
-          <w:b/>
-        </w:rPr>
-        <w:t>condition</w:t>
-      </w:r>
-      <w:r>
-        <w:rPr>
-          <w:b w:val="0"/>
-        </w:rPr>
-        <w:t xml:space="preserve"> in the chain always runs”. Decide whether this explanation is supported.</w:t>
-      </w:r>
-    </w:p>
-    <w:p>
-      <w:pPr>
-        <w:spacing w:line="336" w:lineRule="auto" w:after="180"/>
-      </w:pPr>
-      <w:r>
-        <w:rPr>
-          <w:b w:val="0"/>
-        </w:rPr>
-        <w:t>Point to the step or supplied fact that decides; explain your repair if needed.</w:t>
+        <w:t>06. W2 · Predict, trace and observe</w:t>
+      </w:r>
+    </w:p>
+    <w:p>
+      <w:r>
+        <w:t>Keep the stated task, its own code/values and support record together.</w:t>
+      </w:r>
+    </w:p>
+    <w:p>
+      <w:pPr>
+        <w:pStyle w:val="Heading2"/>
+      </w:pPr>
+      <w:r>
+        <w:t>Task and evidence record</w:t>
+      </w:r>
+    </w:p>
+    <w:p>
+      <w:pPr>
+        <w:pStyle w:val="ListBullet"/>
+      </w:pPr>
+      <w:r>
+        <w:t>Duration chain: minutes&lt;0→Invalid; otherwise minutes&lt;=12→Short; else Long. -1 checks first only, 12 checks first False/second True, 13 both False. Replacing elif with independent if overwrites Invalid at -1. Separate book chain count&lt;0 invalid, else count&lt;5 small, else large; -2 invalid, 4 small, 5 large. All comparisons assume supplied integers; no arbitrary-input validator or real lamp operation is implemented.</w:t>
+      </w:r>
+    </w:p>
+    <w:p>
+      <w:pPr>
+        <w:pStyle w:val="ListBullet"/>
+      </w:pPr>
+      <w:r>
+        <w:t>For -1, 12 and 13, record checked conditions, skipped conditions and the final label. Run each as a fresh script after predicting.</w:t>
       </w:r>
     </w:p>
     <w:p>
@@ -379,7 +270,7 @@
         <w:pStyle w:val="Heading3"/>
       </w:pPr>
       <w:r>
-        <w:t>My explanation before partner discussion</w:t>
+        <w:t>My reasoning and evidence</w:t>
       </w:r>
     </w:p>
     <w:p>
@@ -403,16 +294,50 @@
       </w:r>
     </w:p>
     <w:p>
+      <w:r>
+        <w:t>________________________________________________________________</w:t>
+      </w:r>
+    </w:p>
+    <w:p>
+      <w:r>
+        <w:t>________________________________________________________________</w:t>
+      </w:r>
+    </w:p>
+    <w:p>
       <w:pPr>
         <w:pStyle w:val="Heading1"/>
       </w:pPr>
       <w:r>
-        <w:t>04. Independent transfer case</w:t>
-      </w:r>
-    </w:p>
-    <w:p>
-      <w:r>
-        <w:t>Write one first attempt at the reserved independent case before feedback. Repeated copies of that case refer to the same recorded attempt.</w:t>
+        <w:t>07. W3 · Find the first error</w:t>
+      </w:r>
+    </w:p>
+    <w:p>
+      <w:r>
+        <w:t>Keep the stated task, its own code/values and support record together.</w:t>
+      </w:r>
+    </w:p>
+    <w:p>
+      <w:pPr>
+        <w:pStyle w:val="Heading2"/>
+      </w:pPr>
+      <w:r>
+        <w:t>Task and evidence record</w:t>
+      </w:r>
+    </w:p>
+    <w:p>
+      <w:pPr>
+        <w:pStyle w:val="ListBullet"/>
+      </w:pPr>
+      <w:r>
+        <w:t>Duration chain: minutes&lt;0→Invalid; otherwise minutes&lt;=12→Short; else Long. -1 checks first only, 12 checks first False/second True, 13 both False. Replacing elif with independent if overwrites Invalid at -1. Separate book chain count&lt;0 invalid, else count&lt;5 small, else large; -2 invalid, 4 small, 5 large. All comparisons assume supplied integers; no arbitrary-input validator or real lamp operation is implemented.</w:t>
+      </w:r>
+    </w:p>
+    <w:p>
+      <w:pPr>
+        <w:pStyle w:val="ListBullet"/>
+      </w:pPr>
+      <w:r>
+        <w:t>Trace the two-independent-if example for -1. Identify which assignment overwrites the earlier label and make the smallest repair.</w:t>
       </w:r>
     </w:p>
     <w:p>
@@ -420,17 +345,156 @@
         <w:pStyle w:val="Heading3"/>
       </w:pPr>
       <w:r>
+        <w:t>My reasoning and evidence</w:t>
+      </w:r>
+    </w:p>
+    <w:p>
+      <w:r>
+        <w:t>________________________________________________________________</w:t>
+      </w:r>
+    </w:p>
+    <w:p>
+      <w:r>
+        <w:t>________________________________________________________________</w:t>
+      </w:r>
+    </w:p>
+    <w:p>
+      <w:r>
+        <w:t>________________________________________________________________</w:t>
+      </w:r>
+    </w:p>
+    <w:p>
+      <w:r>
+        <w:t>________________________________________________________________</w:t>
+      </w:r>
+    </w:p>
+    <w:p>
+      <w:r>
+        <w:t>________________________________________________________________</w:t>
+      </w:r>
+    </w:p>
+    <w:p>
+      <w:r>
+        <w:t>________________________________________________________________</w:t>
+      </w:r>
+    </w:p>
+    <w:p>
+      <w:pPr>
+        <w:pStyle w:val="Heading1"/>
+      </w:pPr>
+      <w:r>
+        <w:t>09. W5 · State an honest limit</w:t>
+      </w:r>
+    </w:p>
+    <w:p>
+      <w:r>
+        <w:t>Keep the stated task, its own code/values and support record together.</w:t>
+      </w:r>
+    </w:p>
+    <w:p>
+      <w:pPr>
+        <w:pStyle w:val="Heading2"/>
+      </w:pPr>
+      <w:r>
+        <w:t>Task and evidence record</w:t>
+      </w:r>
+    </w:p>
+    <w:p>
+      <w:pPr>
+        <w:pStyle w:val="ListBullet"/>
+      </w:pPr>
+      <w:r>
+        <w:t>Duration chain: minutes&lt;0→Invalid; otherwise minutes&lt;=12→Short; else Long. -1 checks first only, 12 checks first False/second True, 13 both False. Replacing elif with independent if overwrites Invalid at -1. Separate book chain count&lt;0 invalid, else count&lt;5 small, else large; -2 invalid, 4 small, 5 large. All comparisons assume supplied integers; no arbitrary-input validator or real lamp operation is implemented.</w:t>
+      </w:r>
+    </w:p>
+    <w:p>
+      <w:pPr>
+        <w:pStyle w:val="ListBullet"/>
+      </w:pPr>
+      <w:r>
+        <w:t>Reference for this exercise: open this week’s student lesson, “Branching and boundary tests”, at “See how it works” and “Follow a worked example”. Use the original worked values or code named in the question; the later pictorial case is a separate example. Keep this reference beside your workbook while practising.</w:t>
+      </w:r>
+    </w:p>
+    <w:p>
+      <w:pPr>
+        <w:pStyle w:val="ListBullet"/>
+      </w:pPr>
+      <w:r>
+        <w:t>A repair changes the small-count condition from &lt; 6 to &lt;= 6. Name the case that exposes the original error and two different kinds of earlier cases to rerun.</w:t>
+      </w:r>
+    </w:p>
+    <w:p>
+      <w:pPr>
+        <w:pStyle w:val="Heading3"/>
+      </w:pPr>
+      <w:r>
+        <w:t>My reasoning and evidence</w:t>
+      </w:r>
+    </w:p>
+    <w:p>
+      <w:r>
+        <w:t>________________________________________________________________</w:t>
+      </w:r>
+    </w:p>
+    <w:p>
+      <w:r>
+        <w:t>________________________________________________________________</w:t>
+      </w:r>
+    </w:p>
+    <w:p>
+      <w:r>
+        <w:t>________________________________________________________________</w:t>
+      </w:r>
+    </w:p>
+    <w:p>
+      <w:r>
+        <w:t>________________________________________________________________</w:t>
+      </w:r>
+    </w:p>
+    <w:p>
+      <w:r>
+        <w:t>________________________________________________________________</w:t>
+      </w:r>
+    </w:p>
+    <w:p>
+      <w:r>
+        <w:t>________________________________________________________________</w:t>
+      </w:r>
+    </w:p>
+    <w:p>
+      <w:pPr>
+        <w:pStyle w:val="Heading1"/>
+      </w:pPr>
+      <w:r>
+        <w:t>04. Try alone · Selected independent task</w:t>
+      </w:r>
+    </w:p>
+    <w:p>
+      <w:r>
+        <w:t>Keep the stated task, its own code/values and support record together.</w:t>
+      </w:r>
+    </w:p>
+    <w:p>
+      <w:pPr>
+        <w:pStyle w:val="Heading2"/>
+      </w:pPr>
+      <w:r>
+        <w:t>Task and evidence record</w:t>
+      </w:r>
+    </w:p>
+    <w:p>
+      <w:pPr>
+        <w:pStyle w:val="Heading3"/>
+      </w:pPr>
+      <w:r>
         <w:t>Independent case: Trace branch order</w:t>
       </w:r>
     </w:p>
     <w:p>
       <w:pPr>
-        <w:spacing w:line="336" w:lineRule="auto" w:after="180"/>
-      </w:pPr>
-      <w:r>
-        <w:rPr>
-          <w:b w:val="0"/>
-        </w:rPr>
+        <w:pStyle w:val="ListBullet"/>
+      </w:pPr>
+      <w:r>
         <w:t>Predict the action for 30, then trace 29 and -1. Explain why validity is checked before the lamp decision.</w:t>
       </w:r>
     </w:p>
@@ -503,12 +567,9 @@
     </w:p>
     <w:p>
       <w:pPr>
-        <w:spacing w:line="336" w:lineRule="auto" w:after="180"/>
-      </w:pPr>
-      <w:r>
-        <w:rPr>
-          <w:b w:val="0"/>
-        </w:rPr>
+        <w:pStyle w:val="ListBullet"/>
+      </w:pPr>
+      <w:r>
         <w:t>Attempt this case before feedback. Record any help. Earlier examples below are further practice; a case already practised with feedback cannot establish fresh transfer.</w:t>
       </w:r>
     </w:p>
@@ -517,12 +578,28 @@
         <w:pStyle w:val="Heading1"/>
       </w:pPr>
       <w:r>
-        <w:t>05. W1 Explain the chain</w:t>
-      </w:r>
-    </w:p>
-    <w:p>
-      <w:r>
-        <w:t>Explain the chain. Apply the supplied Branching and boundary tests facts and keep your reasoning.</w:t>
+        <w:t>10. Project · Keep code and evidence</w:t>
+      </w:r>
+    </w:p>
+    <w:p>
+      <w:r>
+        <w:t>Keep the stated task, its own code/values and support record together.</w:t>
+      </w:r>
+    </w:p>
+    <w:p>
+      <w:pPr>
+        <w:pStyle w:val="Heading2"/>
+      </w:pPr>
+      <w:r>
+        <w:t>Task and evidence record</w:t>
+      </w:r>
+    </w:p>
+    <w:p>
+      <w:pPr>
+        <w:pStyle w:val="ListBullet"/>
+      </w:pPr>
+      <w:r>
+        <w:t>Add a labelled branching and boundary tests evidence sheet to Python readiness portfolio. Show how you can trace the selected branch in an if elif else chain. Use the supplied fictional case and keep its inputs, intermediate steps, calculation or prediction, and limitation. Connect this record to last week’s record; a matching answer without a trace is insufficient.</w:t>
       </w:r>
     </w:p>
     <w:p>
@@ -530,50 +607,7 @@
         <w:pStyle w:val="Heading3"/>
       </w:pPr>
       <w:r>
-        <w:t>Where to find the supplied example</w:t>
-      </w:r>
-    </w:p>
-    <w:p>
-      <w:pPr>
-        <w:spacing w:line="336" w:lineRule="auto" w:after="180"/>
-        <w:shd w:fill="F1F6F8"/>
-      </w:pPr>
-      <w:r>
-        <w:rPr>
-          <w:b w:val="0"/>
-        </w:rPr>
-        <w:t>Reference for this exercise: open this week’s student lesson, “Branching and boundary tests”, at “See how it works” and “Follow a worked example”. Use the original worked values or code named in the question; the later pictorial case is a separate example. Keep this reference beside your workbook while practising.</w:t>
-      </w:r>
-    </w:p>
-    <w:p>
-      <w:pPr>
-        <w:spacing w:line="336" w:lineRule="auto" w:after="180"/>
-      </w:pPr>
-      <w:r>
-        <w:rPr>
-          <w:b w:val="0"/>
-        </w:rPr>
-        <w:t xml:space="preserve">Describe the purpose of if, elif and else in the worked duration sorter. Explain why print(label) is outside the indented </w:t>
-      </w:r>
-      <w:r>
-        <w:rPr>
-          <w:b/>
-        </w:rPr>
-        <w:t>branch</w:t>
-      </w:r>
-      <w:r>
-        <w:rPr>
-          <w:b w:val="0"/>
-        </w:rPr>
-        <w:t>es.</w:t>
-      </w:r>
-    </w:p>
-    <w:p>
-      <w:pPr>
-        <w:pStyle w:val="Heading3"/>
-      </w:pPr>
-      <w:r>
-        <w:t>My reasoning and evidence</w:t>
+        <w:t>My project change, supporting evidence and remaining limit</w:t>
       </w:r>
     </w:p>
     <w:p>
@@ -611,471 +645,20 @@
         <w:pStyle w:val="Heading1"/>
       </w:pPr>
       <w:r>
-        <w:t>06. W2 Trace the tested path</w:t>
-      </w:r>
-    </w:p>
-    <w:p>
-      <w:r>
-        <w:t>Trace the tested path. Apply the supplied Branching and boundary tests facts and keep your reasoning.</w:t>
-      </w:r>
-    </w:p>
-    <w:p>
-      <w:pPr>
-        <w:spacing w:line="336" w:lineRule="auto" w:after="180"/>
-      </w:pPr>
-      <w:r>
-        <w:rPr>
-          <w:b w:val="0"/>
-        </w:rPr>
-        <w:t xml:space="preserve">For -1, 12 and 13, record checked </w:t>
-      </w:r>
-      <w:r>
-        <w:rPr>
-          <w:b/>
-        </w:rPr>
-        <w:t>condition</w:t>
-      </w:r>
-      <w:r>
-        <w:rPr>
-          <w:b w:val="0"/>
-        </w:rPr>
-        <w:t xml:space="preserve">s, skipped </w:t>
-      </w:r>
-      <w:r>
-        <w:rPr>
-          <w:b/>
-        </w:rPr>
-        <w:t>condition</w:t>
-      </w:r>
-      <w:r>
-        <w:rPr>
-          <w:b w:val="0"/>
-        </w:rPr>
-        <w:t>s and the final label. Run each as a fresh script after predicting.</w:t>
-      </w:r>
-    </w:p>
-    <w:p>
-      <w:pPr>
-        <w:pStyle w:val="Heading3"/>
-      </w:pPr>
-      <w:r>
-        <w:t>My reasoning and evidence</w:t>
-      </w:r>
-    </w:p>
-    <w:p>
-      <w:r>
-        <w:t>________________________________________________________________</w:t>
-      </w:r>
-    </w:p>
-    <w:p>
-      <w:r>
-        <w:t>________________________________________________________________</w:t>
-      </w:r>
-    </w:p>
-    <w:p>
-      <w:r>
-        <w:t>________________________________________________________________</w:t>
-      </w:r>
-    </w:p>
-    <w:p>
-      <w:r>
-        <w:t>________________________________________________________________</w:t>
-      </w:r>
-    </w:p>
-    <w:p>
-      <w:r>
-        <w:t>________________________________________________________________</w:t>
-      </w:r>
-    </w:p>
-    <w:p>
-      <w:r>
-        <w:t>________________________________________________________________</w:t>
-      </w:r>
-    </w:p>
-    <w:p>
-      <w:pPr>
-        <w:pStyle w:val="Heading1"/>
-      </w:pPr>
-      <w:r>
-        <w:t>07. W3 Repair the overwritten result</w:t>
-      </w:r>
-    </w:p>
-    <w:p>
-      <w:r>
-        <w:t>Repair the overwritten result. Apply the supplied Branching and boundary tests facts and keep your reasoning.</w:t>
-      </w:r>
-    </w:p>
-    <w:p>
-      <w:pPr>
-        <w:spacing w:line="336" w:lineRule="auto" w:after="180"/>
-      </w:pPr>
-      <w:r>
-        <w:rPr>
-          <w:b w:val="0"/>
-        </w:rPr>
-        <w:t>Trace the two-independent-if example for -1. Identify which assignment overwrites the earlier label and make the smallest repair.</w:t>
-      </w:r>
-    </w:p>
-    <w:p>
-      <w:pPr>
-        <w:pStyle w:val="Heading3"/>
-      </w:pPr>
-      <w:r>
-        <w:t>My reasoning and evidence</w:t>
-      </w:r>
-    </w:p>
-    <w:p>
-      <w:r>
-        <w:t>________________________________________________________________</w:t>
-      </w:r>
-    </w:p>
-    <w:p>
-      <w:r>
-        <w:t>________________________________________________________________</w:t>
-      </w:r>
-    </w:p>
-    <w:p>
-      <w:r>
-        <w:t>________________________________________________________________</w:t>
-      </w:r>
-    </w:p>
-    <w:p>
-      <w:r>
-        <w:t>________________________________________________________________</w:t>
-      </w:r>
-    </w:p>
-    <w:p>
-      <w:r>
-        <w:t>________________________________________________________________</w:t>
-      </w:r>
-    </w:p>
-    <w:p>
-      <w:r>
-        <w:t>________________________________________________________________</w:t>
-      </w:r>
-    </w:p>
-    <w:p>
-      <w:pPr>
-        <w:pStyle w:val="Heading1"/>
-      </w:pPr>
-      <w:r>
-        <w:t>08. W4 Build a new sorter independently</w:t>
-      </w:r>
-    </w:p>
-    <w:p>
-      <w:r>
-        <w:t>Attempt before feedback. If this repeats the selected independent case, reuse that first attempt; otherwise keep a separate record. Build a new sorter independently. Apply the supplied Branching and boundary tests facts and keep your reasoning.</w:t>
-      </w:r>
-    </w:p>
-    <w:p>
-      <w:pPr>
-        <w:spacing w:line="336" w:lineRule="auto" w:after="180"/>
-      </w:pPr>
-      <w:r>
-        <w:rPr>
-          <w:b w:val="0"/>
-        </w:rPr>
-        <w:t>Use an integer tiles count. Label a negative value Invalid, zero Empty, 1 through 6 Small and values above 6 Large. Write an ordered if elif else script and predict -1, 0, 1, 6 and 7. Include one print after the chain.</w:t>
-      </w:r>
-    </w:p>
-    <w:p>
-      <w:pPr>
-        <w:pStyle w:val="Heading3"/>
-      </w:pPr>
-      <w:r>
-        <w:t>My reasoning and evidence</w:t>
-      </w:r>
-    </w:p>
-    <w:p>
-      <w:r>
-        <w:t>________________________________________________________________</w:t>
-      </w:r>
-    </w:p>
-    <w:p>
-      <w:r>
-        <w:t>________________________________________________________________</w:t>
-      </w:r>
-    </w:p>
-    <w:p>
-      <w:r>
-        <w:t>________________________________________________________________</w:t>
-      </w:r>
-    </w:p>
-    <w:p>
-      <w:r>
-        <w:t>________________________________________________________________</w:t>
-      </w:r>
-    </w:p>
-    <w:p>
-      <w:r>
-        <w:t>________________________________________________________________</w:t>
-      </w:r>
-    </w:p>
-    <w:p>
-      <w:r>
-        <w:t>________________________________________________________________</w:t>
-      </w:r>
-    </w:p>
-    <w:p>
-      <w:r>
-        <w:t>________________________________________________________________</w:t>
-      </w:r>
-    </w:p>
-    <w:p>
-      <w:r>
-        <w:t>________________________________________________________________</w:t>
-      </w:r>
-    </w:p>
-    <w:p>
-      <w:pPr>
-        <w:pStyle w:val="Heading1"/>
-      </w:pPr>
-      <w:r>
-        <w:t>09. W5 Choose revealing regression tests</w:t>
-      </w:r>
-    </w:p>
-    <w:p>
-      <w:r>
-        <w:t>Choose revealing regression tests. Apply the supplied Branching and boundary tests facts and keep your reasoning.</w:t>
-      </w:r>
-    </w:p>
-    <w:p>
-      <w:pPr>
-        <w:pStyle w:val="Heading3"/>
-      </w:pPr>
-      <w:r>
-        <w:t>Where to find the supplied example</w:t>
-      </w:r>
-    </w:p>
-    <w:p>
-      <w:pPr>
-        <w:spacing w:line="336" w:lineRule="auto" w:after="180"/>
-        <w:shd w:fill="F1F6F8"/>
-      </w:pPr>
-      <w:r>
-        <w:rPr>
-          <w:b w:val="0"/>
-        </w:rPr>
-        <w:t>Reference for this exercise: open this week’s student lesson, “Branching and boundary tests”, at “See how it works” and “Follow a worked example”. Use the original worked values or code named in the question; the later pictorial case is a separate example. Keep this reference beside your workbook while practising.</w:t>
-      </w:r>
-    </w:p>
-    <w:p>
-      <w:pPr>
-        <w:spacing w:line="336" w:lineRule="auto" w:after="180"/>
-      </w:pPr>
-      <w:r>
-        <w:rPr>
-          <w:b w:val="0"/>
-        </w:rPr>
-        <w:t xml:space="preserve">A repair changes the small-count </w:t>
-      </w:r>
-      <w:r>
-        <w:rPr>
-          <w:b/>
-        </w:rPr>
-        <w:t>condition</w:t>
-      </w:r>
-      <w:r>
-        <w:rPr>
-          <w:b w:val="0"/>
-        </w:rPr>
-        <w:t xml:space="preserve"> from &lt; 6 to &lt;= 6. Name the case that exposes the original error and two different kinds of earlier cases to rerun.</w:t>
-      </w:r>
-    </w:p>
-    <w:p>
-      <w:pPr>
-        <w:pStyle w:val="Heading3"/>
-      </w:pPr>
-      <w:r>
-        <w:t>My reasoning and evidence</w:t>
-      </w:r>
-    </w:p>
-    <w:p>
-      <w:r>
-        <w:t>________________________________________________________________</w:t>
-      </w:r>
-    </w:p>
-    <w:p>
-      <w:r>
-        <w:t>________________________________________________________________</w:t>
-      </w:r>
-    </w:p>
-    <w:p>
-      <w:r>
-        <w:t>________________________________________________________________</w:t>
-      </w:r>
-    </w:p>
-    <w:p>
-      <w:r>
-        <w:t>________________________________________________________________</w:t>
-      </w:r>
-    </w:p>
-    <w:p>
-      <w:r>
-        <w:t>________________________________________________________________</w:t>
-      </w:r>
-    </w:p>
-    <w:p>
-      <w:r>
-        <w:t>________________________________________________________________</w:t>
-      </w:r>
-    </w:p>
-    <w:p>
-      <w:pPr>
-        <w:pStyle w:val="Heading1"/>
-      </w:pPr>
-      <w:r>
-        <w:t>10. Project checkpoint and reflection</w:t>
-      </w:r>
-    </w:p>
-    <w:p>
-      <w:r>
-        <w:t>Connect Branching and boundary tests to Python readiness portfolio, identify a limit and choose the next useful test.</w:t>
-      </w:r>
-    </w:p>
-    <w:p>
-      <w:pPr>
-        <w:spacing w:line="336" w:lineRule="auto" w:after="180"/>
-      </w:pPr>
-      <w:r>
-        <w:rPr>
-          <w:b w:val="0"/>
-        </w:rPr>
-        <w:t xml:space="preserve">Add a labelled </w:t>
-      </w:r>
-      <w:r>
-        <w:rPr>
-          <w:b/>
-        </w:rPr>
-        <w:t>branch</w:t>
-      </w:r>
-      <w:r>
-        <w:rPr>
-          <w:b w:val="0"/>
-        </w:rPr>
-        <w:t xml:space="preserve">ing and </w:t>
-      </w:r>
-      <w:r>
-        <w:rPr>
-          <w:b/>
-        </w:rPr>
-        <w:t>boundary</w:t>
-      </w:r>
-      <w:r>
-        <w:rPr>
-          <w:b w:val="0"/>
-        </w:rPr>
-        <w:t xml:space="preserve"> tests </w:t>
-      </w:r>
-      <w:r>
-        <w:rPr>
-          <w:b/>
-        </w:rPr>
-        <w:t>evidence</w:t>
-      </w:r>
-      <w:r>
-        <w:rPr>
-          <w:b w:val="0"/>
-        </w:rPr>
-        <w:t xml:space="preserve"> sheet to Python readiness portfolio. Show how you can trace the selected </w:t>
-      </w:r>
-      <w:r>
-        <w:rPr>
-          <w:b/>
-        </w:rPr>
-        <w:t>branch</w:t>
-      </w:r>
-      <w:r>
-        <w:rPr>
-          <w:b w:val="0"/>
-        </w:rPr>
-        <w:t xml:space="preserve"> in an if elif else chain.</w:t>
-      </w:r>
-    </w:p>
-    <w:p>
-      <w:pPr>
-        <w:spacing w:line="336" w:lineRule="auto" w:after="180"/>
-      </w:pPr>
-      <w:r>
-        <w:rPr>
-          <w:b w:val="0"/>
-        </w:rPr>
-        <w:t xml:space="preserve">Use the supplied fictional case and keep its </w:t>
-      </w:r>
-      <w:r>
-        <w:rPr>
-          <w:b/>
-        </w:rPr>
-        <w:t>input</w:t>
-      </w:r>
-      <w:r>
-        <w:rPr>
-          <w:b w:val="0"/>
-        </w:rPr>
-        <w:t xml:space="preserve">s, intermediate steps, calculation or </w:t>
-      </w:r>
-      <w:r>
-        <w:rPr>
-          <w:b/>
-        </w:rPr>
-        <w:t>prediction</w:t>
-      </w:r>
-      <w:r>
-        <w:rPr>
-          <w:b w:val="0"/>
-        </w:rPr>
-        <w:t>, and limitation. Connect this record to last week’s record; a matching answer without a trace is insufficient.</w:t>
-      </w:r>
-    </w:p>
-    <w:p>
-      <w:pPr>
-        <w:pStyle w:val="Heading3"/>
-      </w:pPr>
-      <w:r>
-        <w:t>My project change, supporting evidence and remaining limit</w:t>
-      </w:r>
-    </w:p>
-    <w:p>
-      <w:r>
-        <w:t>________________________________________________________________</w:t>
-      </w:r>
-    </w:p>
-    <w:p>
-      <w:r>
-        <w:t>________________________________________________________________</w:t>
-      </w:r>
-    </w:p>
-    <w:p>
-      <w:r>
-        <w:t>________________________________________________________________</w:t>
-      </w:r>
-    </w:p>
-    <w:p>
-      <w:r>
-        <w:t>________________________________________________________________</w:t>
-      </w:r>
-    </w:p>
-    <w:p>
-      <w:r>
-        <w:t>________________________________________________________________</w:t>
-      </w:r>
-    </w:p>
-    <w:p>
-      <w:r>
-        <w:t>________________________________________________________________</w:t>
-      </w:r>
-    </w:p>
-    <w:p>
-      <w:pPr>
-        <w:pStyle w:val="Heading1"/>
-      </w:pPr>
-      <w:r>
-        <w:t>11. Feedback, return check and learning record</w:t>
-      </w:r>
-    </w:p>
-    <w:p>
-      <w:r>
-        <w:t>Record the first repaired step and a different case to revisit after a delay.</w:t>
+        <w:t>11. Feedback · Repair and return</w:t>
+      </w:r>
+    </w:p>
+    <w:p>
+      <w:r>
+        <w:t>Keep the stated task, its own code/values and support record together.</w:t>
+      </w:r>
+    </w:p>
+    <w:p>
+      <w:pPr>
+        <w:pStyle w:val="Heading2"/>
+      </w:pPr>
+      <w:r>
+        <w:t>Task and evidence record</w:t>
       </w:r>
     </w:p>
     <w:tbl>
@@ -1216,12 +799,9 @@
     </w:tbl>
     <w:p>
       <w:pPr>
-        <w:spacing w:line="336" w:lineRule="auto" w:after="180"/>
-      </w:pPr>
-      <w:r>
-        <w:rPr>
-          <w:b w:val="0"/>
-        </w:rPr>
+        <w:pStyle w:val="ListBullet"/>
+      </w:pPr>
+      <w:r>
         <w:t>Revisit this idea with your teacher after a delay. Familiarity is different from explaining and using it on a changed case.</w:t>
       </w:r>
     </w:p>
@@ -1230,58 +810,322 @@
         <w:pStyle w:val="Heading1"/>
       </w:pPr>
       <w:r>
-        <w:t>12. Pictorial case practice: Branching and boundary tests</w:t>
-      </w:r>
-    </w:p>
-    <w:p>
-      <w:r>
-        <w:t>Check invalid values before branching. A toy shelf label uses fewer than five books as "small", otherwise "large", but negative counts are invalid. Explain the labelled step before checking the changed condition.</w:t>
-      </w:r>
-    </w:p>
-    <w:p>
-      <w:pPr>
-        <w:spacing w:line="336" w:lineRule="auto" w:after="180"/>
-      </w:pPr>
-      <w:r>
-        <w:rPr>
-          <w:b w:val="0"/>
-        </w:rPr>
-        <w:t xml:space="preserve">Check invalid values before </w:t>
-      </w:r>
-      <w:r>
-        <w:rPr>
-          <w:b/>
-        </w:rPr>
-        <w:t>branch</w:t>
-      </w:r>
-      <w:r>
-        <w:rPr>
-          <w:b w:val="0"/>
-        </w:rPr>
-        <w:t>ing. A toy shelf label uses fewer than five books as "small", otherwise "large", but negative counts are invalid.</w:t>
-      </w:r>
-    </w:p>
-    <w:p>
-      <w:pPr>
-        <w:spacing w:line="336" w:lineRule="auto" w:after="180"/>
-      </w:pPr>
-      <w:r>
-        <w:rPr>
-          <w:b w:val="0"/>
-        </w:rPr>
-        <w:t xml:space="preserve">Python 3: if count&lt;0: label="invalid"; elif count&lt;5: label="small"; else: label="large". Read as indented </w:t>
-      </w:r>
-      <w:r>
-        <w:rPr>
-          <w:b/>
-        </w:rPr>
-        <w:t>branch</w:t>
-      </w:r>
-      <w:r>
-        <w:rPr>
-          <w:b w:val="0"/>
-        </w:rPr>
-        <w:t>es.</w:t>
+        <w:t>Reference bank and extra practice</w:t>
+      </w:r>
+    </w:p>
+    <w:p>
+      <w:pPr>
+        <w:pStyle w:val="Heading1"/>
+      </w:pPr>
+      <w:r>
+        <w:t>02. Reference · Supported W2 record</w:t>
+      </w:r>
+    </w:p>
+    <w:p>
+      <w:r>
+        <w:t>Keep the stated task, its own code/values and support record together.</w:t>
+      </w:r>
+    </w:p>
+    <w:p>
+      <w:pPr>
+        <w:pStyle w:val="Heading2"/>
+      </w:pPr>
+      <w:r>
+        <w:t>Task and evidence record</w:t>
+      </w:r>
+    </w:p>
+    <w:p>
+      <w:pPr>
+        <w:pStyle w:val="ListBullet"/>
+      </w:pPr>
+      <w:r>
+        <w:t>Use W2: Trace the tested path for Branching and boundary tests. Record the answer once; the lesson and workbook refer to the same attempt.</w:t>
+      </w:r>
+    </w:p>
+    <w:tbl>
+      <w:tblPr>
+        <w:tblStyle w:val="LightShading-Accent1"/>
+        <w:tblW w:type="auto" w:w="0"/>
+        <w:tblLook w:firstColumn="1" w:firstRow="1" w:lastColumn="0" w:lastRow="0" w:noHBand="0" w:noVBand="1" w:val="04A0"/>
+      </w:tblPr>
+      <w:tblGrid>
+        <w:gridCol w:w="2556"/>
+        <w:gridCol w:w="2556"/>
+        <w:gridCol w:w="2556"/>
+        <w:gridCol w:w="2556"/>
+      </w:tblGrid>
+      <w:tr>
+        <w:trPr>
+          <w:tblHeader/>
+        </w:trPr>
+        <w:tc>
+          <w:tcPr>
+            <w:tcW w:type="dxa" w:w="2556"/>
+          </w:tcPr>
+          <w:p>
+            <w:r>
+              <w:t>Given inputs</w:t>
+            </w:r>
+          </w:p>
+        </w:tc>
+        <w:tc>
+          <w:tcPr>
+            <w:tcW w:type="dxa" w:w="2556"/>
+          </w:tcPr>
+          <w:p>
+            <w:r>
+              <w:t>Procedure I chose</w:t>
+            </w:r>
+          </w:p>
+        </w:tc>
+        <w:tc>
+          <w:tcPr>
+            <w:tcW w:type="dxa" w:w="2556"/>
+          </w:tcPr>
+          <w:p>
+            <w:r>
+              <w:t>Middle steps</w:t>
+            </w:r>
+          </w:p>
+        </w:tc>
+        <w:tc>
+          <w:tcPr>
+            <w:tcW w:type="dxa" w:w="2556"/>
+          </w:tcPr>
+          <w:p>
+            <w:r>
+              <w:t>Result and check</w:t>
+            </w:r>
+          </w:p>
+        </w:tc>
+      </w:tr>
+      <w:tr>
+        <w:tc>
+          <w:tcPr>
+            <w:tcW w:type="dxa" w:w="2556"/>
+          </w:tcPr>
+          <w:p>
+            <w:r/>
+          </w:p>
+        </w:tc>
+        <w:tc>
+          <w:tcPr>
+            <w:tcW w:type="dxa" w:w="2556"/>
+          </w:tcPr>
+          <w:p>
+            <w:r/>
+          </w:p>
+        </w:tc>
+        <w:tc>
+          <w:tcPr>
+            <w:tcW w:type="dxa" w:w="2556"/>
+          </w:tcPr>
+          <w:p>
+            <w:r/>
+          </w:p>
+        </w:tc>
+        <w:tc>
+          <w:tcPr>
+            <w:tcW w:type="dxa" w:w="2556"/>
+          </w:tcPr>
+          <w:p>
+            <w:r/>
+          </w:p>
+        </w:tc>
+      </w:tr>
+    </w:tbl>
+    <w:p>
+      <w:pPr>
+        <w:pStyle w:val="Heading3"/>
+      </w:pPr>
+      <w:r>
+        <w:t>The step I completed without help, and the hint I needed</w:t>
+      </w:r>
+    </w:p>
+    <w:p>
+      <w:r>
+        <w:t>________________________________________________________________</w:t>
+      </w:r>
+    </w:p>
+    <w:p>
+      <w:r>
+        <w:t>________________________________________________________________</w:t>
+      </w:r>
+    </w:p>
+    <w:p>
+      <w:r>
+        <w:t>________________________________________________________________</w:t>
+      </w:r>
+    </w:p>
+    <w:p>
+      <w:pPr>
+        <w:pStyle w:val="Heading1"/>
+      </w:pPr>
+      <w:r>
+        <w:t>03. Extra practice · Individual reasoning check</w:t>
+      </w:r>
+    </w:p>
+    <w:p>
+      <w:r>
+        <w:t>Keep the stated task, its own code/values and support record together.</w:t>
+      </w:r>
+    </w:p>
+    <w:p>
+      <w:pPr>
+        <w:pStyle w:val="Heading2"/>
+      </w:pPr>
+      <w:r>
+        <w:t>Task and evidence record</w:t>
+      </w:r>
+    </w:p>
+    <w:p>
+      <w:pPr>
+        <w:pStyle w:val="ListBullet"/>
+      </w:pPr>
+      <w:r>
+        <w:t>Use the worked case for Branching and boundary tests. Proposed explanation: “Every condition in the chain always runs”. Decide whether this explanation is supported. Point to the step or supplied fact that decides; explain your repair if needed.</w:t>
+      </w:r>
+    </w:p>
+    <w:p>
+      <w:pPr>
+        <w:pStyle w:val="Heading3"/>
+      </w:pPr>
+      <w:r>
+        <w:t>My explanation before partner discussion</w:t>
+      </w:r>
+    </w:p>
+    <w:p>
+      <w:r>
+        <w:t>________________________________________________________________</w:t>
+      </w:r>
+    </w:p>
+    <w:p>
+      <w:r>
+        <w:t>________________________________________________________________</w:t>
+      </w:r>
+    </w:p>
+    <w:p>
+      <w:r>
+        <w:t>________________________________________________________________</w:t>
+      </w:r>
+    </w:p>
+    <w:p>
+      <w:r>
+        <w:t>________________________________________________________________</w:t>
+      </w:r>
+    </w:p>
+    <w:p>
+      <w:pPr>
+        <w:pStyle w:val="Heading1"/>
+      </w:pPr>
+      <w:r>
+        <w:t>08. Additional practice · Earlier W4 transfer</w:t>
+      </w:r>
+    </w:p>
+    <w:p>
+      <w:r>
+        <w:t>Keep the stated task, its own code/values and support record together.</w:t>
+      </w:r>
+    </w:p>
+    <w:p>
+      <w:pPr>
+        <w:pStyle w:val="Heading2"/>
+      </w:pPr>
+      <w:r>
+        <w:t>Task and evidence record</w:t>
+      </w:r>
+    </w:p>
+    <w:p>
+      <w:pPr>
+        <w:pStyle w:val="ListBullet"/>
+      </w:pPr>
+      <w:r>
+        <w:t>Use an integer tiles count. Label a negative value Invalid, zero Empty, 1 through 6 Small and values above 6 Large. Write an ordered if elif else script and predict -1, 0, 1, 6 and 7. Include one print after the chain.</w:t>
+      </w:r>
+    </w:p>
+    <w:p>
+      <w:pPr>
+        <w:pStyle w:val="Heading3"/>
+      </w:pPr>
+      <w:r>
+        <w:t>My reasoning and evidence</w:t>
+      </w:r>
+    </w:p>
+    <w:p>
+      <w:r>
+        <w:t>________________________________________________________________</w:t>
+      </w:r>
+    </w:p>
+    <w:p>
+      <w:r>
+        <w:t>________________________________________________________________</w:t>
+      </w:r>
+    </w:p>
+    <w:p>
+      <w:r>
+        <w:t>________________________________________________________________</w:t>
+      </w:r>
+    </w:p>
+    <w:p>
+      <w:r>
+        <w:t>________________________________________________________________</w:t>
+      </w:r>
+    </w:p>
+    <w:p>
+      <w:r>
+        <w:t>________________________________________________________________</w:t>
+      </w:r>
+    </w:p>
+    <w:p>
+      <w:r>
+        <w:t>________________________________________________________________</w:t>
+      </w:r>
+    </w:p>
+    <w:p>
+      <w:r>
+        <w:t>________________________________________________________________</w:t>
+      </w:r>
+    </w:p>
+    <w:p>
+      <w:r>
+        <w:t>________________________________________________________________</w:t>
+      </w:r>
+    </w:p>
+    <w:p>
+      <w:pPr>
+        <w:pStyle w:val="Heading1"/>
+      </w:pPr>
+      <w:r>
+        <w:t>12. Extra practice · Pictured case</w:t>
+      </w:r>
+    </w:p>
+    <w:p>
+      <w:r>
+        <w:t>Keep the stated task, its own code/values and support record together.</w:t>
+      </w:r>
+    </w:p>
+    <w:p>
+      <w:pPr>
+        <w:pStyle w:val="Heading2"/>
+      </w:pPr>
+      <w:r>
+        <w:t>Task and evidence record</w:t>
+      </w:r>
+    </w:p>
+    <w:p>
+      <w:pPr>
+        <w:pStyle w:val="ListBullet"/>
+      </w:pPr>
+      <w:r>
+        <w:t>Check invalid values before branching. A toy shelf label uses fewer than five books as "small", otherwise "large", but negative counts are invalid.</w:t>
+      </w:r>
+    </w:p>
+    <w:p>
+      <w:pPr>
+        <w:pStyle w:val="ListBullet"/>
+      </w:pPr>
+      <w:r>
+        <w:t>Python 3: if count&lt;0: label="invalid"; elif count&lt;5: label="small"; else: label="large". Read as indented branches.</w:t>
       </w:r>
     </w:p>
     <w:p>
@@ -1322,25 +1166,10 @@
     </w:p>
     <w:p>
       <w:pPr>
-        <w:spacing w:line="336" w:lineRule="auto" w:after="180"/>
-      </w:pPr>
-      <w:r>
-        <w:rPr>
-          <w:b w:val="0"/>
-        </w:rPr>
-        <w:t xml:space="preserve">Trace -2, 4 and 5 through the </w:t>
-      </w:r>
-      <w:r>
-        <w:rPr>
-          <w:b/>
-        </w:rPr>
-        <w:t>branch</w:t>
-      </w:r>
-      <w:r>
-        <w:rPr>
-          <w:b w:val="0"/>
-        </w:rPr>
-        <w:t>es. Explain why the negative check comes first and what label -2 gets if it is removed.</w:t>
+        <w:pStyle w:val="ListBullet"/>
+      </w:pPr>
+      <w:r>
+        <w:t>Trace -2, 4 and 5 through the branches. Explain why the negative check comes first and what label -2 gets if it is removed.</w:t>
       </w:r>
     </w:p>
     <w:p>
@@ -1383,80 +1212,18 @@
     </w:p>
     <w:p>
       <w:pPr>
-        <w:pStyle w:val="Heading3"/>
-      </w:pPr>
-      <w:r>
-        <w:t>Record the help used</w:t>
-      </w:r>
-    </w:p>
-    <w:p>
-      <w:pPr>
-        <w:spacing w:line="336" w:lineRule="auto" w:after="180"/>
-        <w:shd w:fill="F1F6F8"/>
-      </w:pPr>
-      <w:r>
-        <w:rPr>
-          <w:b w:val="0"/>
-        </w:rPr>
-        <w:t xml:space="preserve">Support used: alone / hint / worked example. This record is practice </w:t>
-      </w:r>
-      <w:r>
-        <w:rPr>
-          <w:b/>
-        </w:rPr>
-        <w:t>evidence</w:t>
-      </w:r>
-      <w:r>
-        <w:rPr>
-          <w:b w:val="0"/>
-        </w:rPr>
-        <w:t>.</w:t>
-      </w:r>
-    </w:p>
-    <w:p>
-      <w:pPr>
-        <w:spacing w:line="336" w:lineRule="auto" w:after="180"/>
-      </w:pPr>
-      <w:r>
-        <w:rPr>
-          <w:b w:val="0"/>
-        </w:rPr>
-        <w:t xml:space="preserve">Project connection: For Python readiness before the Responsible Plant Classifier, retain a trace of the values, the predicted </w:t>
-      </w:r>
-      <w:r>
-        <w:rPr>
-          <w:b/>
-        </w:rPr>
-        <w:t>output</w:t>
-      </w:r>
-      <w:r>
-        <w:rPr>
-          <w:b w:val="0"/>
-        </w:rPr>
-        <w:t>s and the changed-case explanation.</w:t>
-      </w:r>
-    </w:p>
-    <w:p>
-      <w:pPr>
-        <w:spacing w:line="336" w:lineRule="auto" w:after="180"/>
-      </w:pPr>
-      <w:r>
-        <w:rPr>
-          <w:b w:val="0"/>
-        </w:rPr>
-        <w:t xml:space="preserve">Use actual Python 3 results to check the </w:t>
-      </w:r>
-      <w:r>
-        <w:rPr>
-          <w:b/>
-        </w:rPr>
-        <w:t>prediction</w:t>
-      </w:r>
-      <w:r>
-        <w:rPr>
-          <w:b w:val="0"/>
-        </w:rPr>
-        <w:t xml:space="preserve"> after reasoning first.</w:t>
+        <w:pStyle w:val="ListBullet"/>
+      </w:pPr>
+      <w:r>
+        <w:t>Support used: alone / hint / worked example. This record is practice evidence.</w:t>
+      </w:r>
+    </w:p>
+    <w:p>
+      <w:pPr>
+        <w:pStyle w:val="ListBullet"/>
+      </w:pPr>
+      <w:r>
+        <w:t>Project connection: For Python readiness before the Responsible Plant Classifier, retain a trace of the values, the predicted outputs and the changed-case explanation. Use actual Python 3 results to check the prediction after reasoning first.</w:t>
       </w:r>
     </w:p>
     <w:p>
@@ -1464,105 +1231,44 @@
         <w:pStyle w:val="Heading1"/>
       </w:pPr>
       <w:r>
-        <w:t>13. Project portfolio milestone</w:t>
-      </w:r>
-    </w:p>
-    <w:p>
-      <w:r>
-        <w:t>Keep this week’s input, deciding step, result and limit together in the Python readiness portfolio record.</w:t>
-      </w:r>
-    </w:p>
-    <w:p>
-      <w:pPr>
-        <w:spacing w:line="336" w:lineRule="auto" w:after="180"/>
-      </w:pPr>
-      <w:r>
-        <w:rPr>
-          <w:b w:val="0"/>
-        </w:rPr>
+        <w:t>13. Reference · Project portfolio milestone</w:t>
+      </w:r>
+    </w:p>
+    <w:p>
+      <w:r>
+        <w:t>Keep the stated task, its own code/values and support record together.</w:t>
+      </w:r>
+    </w:p>
+    <w:p>
+      <w:pPr>
+        <w:pStyle w:val="Heading2"/>
+      </w:pPr>
+      <w:r>
+        <w:t>Task and evidence record</w:t>
+      </w:r>
+    </w:p>
+    <w:p>
+      <w:pPr>
+        <w:pStyle w:val="ListBullet"/>
+      </w:pPr>
+      <w:r>
         <w:t>Project: Python readiness portfolio</w:t>
       </w:r>
     </w:p>
     <w:p>
       <w:pPr>
-        <w:spacing w:line="336" w:lineRule="auto" w:after="180"/>
-      </w:pPr>
-      <w:r>
-        <w:rPr>
-          <w:b w:val="0"/>
-        </w:rPr>
-        <w:t xml:space="preserve">Current milestone: Python readiness portfolio. Keep runnable code, </w:t>
-      </w:r>
-      <w:r>
-        <w:rPr>
-          <w:b/>
-        </w:rPr>
-        <w:t>prediction</w:t>
-      </w:r>
-      <w:r>
-        <w:rPr>
-          <w:b w:val="0"/>
-        </w:rPr>
-        <w:t xml:space="preserve">s, actual </w:t>
-      </w:r>
-      <w:r>
-        <w:rPr>
-          <w:b/>
-        </w:rPr>
-        <w:t>output</w:t>
-      </w:r>
-      <w:r>
-        <w:rPr>
-          <w:b w:val="0"/>
-        </w:rPr>
-        <w:t xml:space="preserve">s, one repaired error and an explanation of a function on changed </w:t>
-      </w:r>
-      <w:r>
-        <w:rPr>
-          <w:b/>
-        </w:rPr>
-        <w:t>input</w:t>
-      </w:r>
-      <w:r>
-        <w:rPr>
-          <w:b w:val="0"/>
-        </w:rPr>
-        <w:t>s.</w:t>
-      </w:r>
-    </w:p>
-    <w:p>
-      <w:pPr>
-        <w:spacing w:line="336" w:lineRule="auto" w:after="180"/>
-      </w:pPr>
-      <w:r>
-        <w:rPr>
-          <w:b w:val="0"/>
-        </w:rPr>
-        <w:t xml:space="preserve">For Python readiness before the Responsible Plant Classifier, retain a trace of the values, the predicted </w:t>
-      </w:r>
-      <w:r>
-        <w:rPr>
-          <w:b/>
-        </w:rPr>
-        <w:t>output</w:t>
-      </w:r>
-      <w:r>
-        <w:rPr>
-          <w:b w:val="0"/>
-        </w:rPr>
-        <w:t xml:space="preserve">s and the changed-case explanation. Use actual Python 3 results to check the </w:t>
-      </w:r>
-      <w:r>
-        <w:rPr>
-          <w:b/>
-        </w:rPr>
-        <w:t>prediction</w:t>
-      </w:r>
-      <w:r>
-        <w:rPr>
-          <w:b w:val="0"/>
-        </w:rPr>
-        <w:t xml:space="preserve"> after reasoning first.</w:t>
+        <w:pStyle w:val="ListBullet"/>
+      </w:pPr>
+      <w:r>
+        <w:t>Current milestone: Python readiness portfolio. Keep runnable code, predictions, actual outputs, one repaired error and an explanation of a function on changed inputs.</w:t>
+      </w:r>
+    </w:p>
+    <w:p>
+      <w:pPr>
+        <w:pStyle w:val="ListBullet"/>
+      </w:pPr>
+      <w:r>
+        <w:t>For Python readiness before the Responsible Plant Classifier, retain a trace of the values, the predicted outputs and the changed-case explanation. Use actual Python 3 results to check the prediction after reasoning first.</w:t>
       </w:r>
     </w:p>
     <w:tbl>
@@ -1719,12 +1425,492 @@
         <w:pStyle w:val="Heading1"/>
       </w:pPr>
       <w:r>
-        <w:t>14. Supported practice and learning evidence</w:t>
-      </w:r>
-    </w:p>
-    <w:p>
-      <w:r>
-        <w:t>Try the supported questions before comparing with hints and feedback. Record what you repaired and the evidence you retained.</w:t>
+        <w:t>14. Extra practice · Predict, check and repair</w:t>
+      </w:r>
+    </w:p>
+    <w:p>
+      <w:r>
+        <w:t>Use only after an attempt; keep the reserved assessment separate.</w:t>
+      </w:r>
+    </w:p>
+    <w:p>
+      <w:pPr>
+        <w:pStyle w:val="Heading2"/>
+      </w:pPr>
+      <w:r>
+        <w:t>First question and hint</w:t>
+      </w:r>
+    </w:p>
+    <w:p>
+      <w:pPr>
+        <w:pStyle w:val="ListBullet"/>
+      </w:pPr>
+      <w:r>
+        <w:t>Check invalid values before branching. A toy shelf label uses fewer than five books as "small", otherwise "large", but negative counts are invalid.</w:t>
+      </w:r>
+    </w:p>
+    <w:p>
+      <w:pPr>
+        <w:pStyle w:val="Heading3"/>
+      </w:pPr>
+      <w:r>
+        <w:t>Practice 1: explain the deciding evidence</w:t>
+      </w:r>
+    </w:p>
+    <w:p>
+      <w:pPr>
+        <w:pStyle w:val="ListBullet"/>
+      </w:pPr>
+      <w:r>
+        <w:t>Which labelled step matches this detail? For count=5, both earlier conditions fail, so large is selected.</w:t>
+      </w:r>
+    </w:p>
+    <w:p>
+      <w:pPr>
+        <w:pStyle w:val="ListBullet"/>
+      </w:pPr>
+      <w:r>
+        <w:t>1. Check validity</w:t>
+      </w:r>
+    </w:p>
+    <w:p>
+      <w:pPr>
+        <w:pStyle w:val="ListBullet"/>
+      </w:pPr>
+      <w:r>
+        <w:t>2. Handle equality</w:t>
+      </w:r>
+    </w:p>
+    <w:p>
+      <w:pPr>
+        <w:pStyle w:val="ListBullet"/>
+      </w:pPr>
+      <w:r>
+        <w:t>3. Check small boundary</w:t>
+      </w:r>
+    </w:p>
+    <w:p>
+      <w:pPr>
+        <w:pStyle w:val="Heading3"/>
+      </w:pPr>
+      <w:r>
+        <w:t>My selected conclusion, deciding fact and explanation</w:t>
+      </w:r>
+    </w:p>
+    <w:p>
+      <w:r>
+        <w:t>________________________________________________________________</w:t>
+      </w:r>
+    </w:p>
+    <w:p>
+      <w:r>
+        <w:t>________________________________________________________________</w:t>
+      </w:r>
+    </w:p>
+    <w:p>
+      <w:r>
+        <w:t>________________________________________________________________</w:t>
+      </w:r>
+    </w:p>
+    <w:p>
+      <w:r>
+        <w:t>________________________________________________________________</w:t>
+      </w:r>
+    </w:p>
+    <w:p>
+      <w:r>
+        <w:t>________________________________________________________________</w:t>
+      </w:r>
+    </w:p>
+    <w:p>
+      <w:pPr>
+        <w:pStyle w:val="ListBullet"/>
+      </w:pPr>
+      <w:r>
+        <w:t>Hint if needed: Read the steps in the pictorial case. Match the supplied detail to the stage that performs or records it.</w:t>
+      </w:r>
+    </w:p>
+    <w:p>
+      <w:pPr>
+        <w:pStyle w:val="Heading2"/>
+      </w:pPr>
+      <w:r>
+        <w:t>Check the first explanation · reference / check after trying</w:t>
+      </w:r>
+    </w:p>
+    <w:p>
+      <w:pPr>
+        <w:spacing w:line="336" w:lineRule="auto" w:after="180"/>
+      </w:pPr>
+      <w:r>
+        <w:rPr>
+          <w:b w:val="0"/>
+        </w:rPr>
+        <w:t xml:space="preserve">After your attempt, compare with the supported explanation: Handle equality For count=5, both earlier </w:t>
+      </w:r>
+      <w:r>
+        <w:rPr>
+          <w:b/>
+        </w:rPr>
+        <w:t>condition</w:t>
+      </w:r>
+      <w:r>
+        <w:rPr>
+          <w:b w:val="0"/>
+        </w:rPr>
+        <w:t xml:space="preserve">s fail, so large is selected. An if/elif/else chain selects the first matching </w:t>
+      </w:r>
+      <w:r>
+        <w:rPr>
+          <w:b/>
+        </w:rPr>
+        <w:t>branch</w:t>
+      </w:r>
+      <w:r>
+        <w:rPr>
+          <w:b w:val="0"/>
+        </w:rPr>
+        <w:t>.</w:t>
+      </w:r>
+    </w:p>
+    <w:p>
+      <w:pPr>
+        <w:spacing w:line="336" w:lineRule="auto" w:after="180"/>
+      </w:pPr>
+      <w:r>
+        <w:rPr>
+          <w:b w:val="0"/>
+        </w:rPr>
+        <w:t>Putting invalid handling first prevents a negative count from being mislabelled as a small valid collection.</w:t>
+      </w:r>
+    </w:p>
+    <w:p>
+      <w:pPr>
+        <w:pStyle w:val="Heading2"/>
+      </w:pPr>
+      <w:r>
+        <w:t>Changed-case question and hint</w:t>
+      </w:r>
+    </w:p>
+    <w:p>
+      <w:pPr>
+        <w:pStyle w:val="Heading3"/>
+      </w:pPr>
+      <w:r>
+        <w:t>Practice 2: explain the deciding evidence</w:t>
+      </w:r>
+    </w:p>
+    <w:p>
+      <w:pPr>
+        <w:pStyle w:val="ListBullet"/>
+      </w:pPr>
+      <w:r>
+        <w:t>Changed-case practice: Remove the first negative-count branch. Which conclusion is supported by the supplied facts?</w:t>
+      </w:r>
+    </w:p>
+    <w:p>
+      <w:pPr>
+        <w:pStyle w:val="ListBullet"/>
+      </w:pPr>
+      <w:r>
+        <w:t>1. This one example guarantees correct results for every future input.</w:t>
+      </w:r>
+    </w:p>
+    <w:p>
+      <w:pPr>
+        <w:pStyle w:val="ListBullet"/>
+      </w:pPr>
+      <w:r>
+        <w:t>2. A count of -2 would incorrectly receive small.</w:t>
+      </w:r>
+    </w:p>
+    <w:p>
+      <w:pPr>
+        <w:pStyle w:val="ListBullet"/>
+      </w:pPr>
+      <w:r>
+        <w:t>3. We can decide the result without examining the changed input or the procedure.</w:t>
+      </w:r>
+    </w:p>
+    <w:p>
+      <w:pPr>
+        <w:pStyle w:val="Heading3"/>
+      </w:pPr>
+      <w:r>
+        <w:t>My selected conclusion, deciding fact and explanation</w:t>
+      </w:r>
+    </w:p>
+    <w:p>
+      <w:r>
+        <w:t>________________________________________________________________</w:t>
+      </w:r>
+    </w:p>
+    <w:p>
+      <w:r>
+        <w:t>________________________________________________________________</w:t>
+      </w:r>
+    </w:p>
+    <w:p>
+      <w:r>
+        <w:t>________________________________________________________________</w:t>
+      </w:r>
+    </w:p>
+    <w:p>
+      <w:r>
+        <w:t>________________________________________________________________</w:t>
+      </w:r>
+    </w:p>
+    <w:p>
+      <w:r>
+        <w:t>________________________________________________________________</w:t>
+      </w:r>
+    </w:p>
+    <w:p>
+      <w:pPr>
+        <w:pStyle w:val="ListBullet"/>
+      </w:pPr>
+      <w:r>
+        <w:t>Hint if needed: Use the changed condition and the deciding step in the pictorial trace. The answer must say what follows from those facts.</w:t>
+      </w:r>
+    </w:p>
+    <w:p>
+      <w:pPr>
+        <w:pStyle w:val="Heading2"/>
+      </w:pPr>
+      <w:r>
+        <w:t>Check the changed explanation · reference / check after trying</w:t>
+      </w:r>
+    </w:p>
+    <w:p>
+      <w:pPr>
+        <w:spacing w:line="336" w:lineRule="auto" w:after="180"/>
+      </w:pPr>
+      <w:r>
+        <w:rPr>
+          <w:b w:val="0"/>
+        </w:rPr>
+        <w:t>After your attempt, compare with the supported explanation: A count of -2 would incorrectly receive small. Negative two is less than five, but it is not a permitted measured count.</w:t>
+      </w:r>
+    </w:p>
+    <w:p>
+      <w:pPr>
+        <w:pStyle w:val="Heading2"/>
+      </w:pPr>
+      <w:r>
+        <w:t>Repair and keep the record</w:t>
+      </w:r>
+    </w:p>
+    <w:p>
+      <w:pPr>
+        <w:spacing w:line="336" w:lineRule="auto" w:after="180"/>
+      </w:pPr>
+      <w:r>
+        <w:rPr>
+          <w:b w:val="0"/>
+        </w:rPr>
+        <w:t xml:space="preserve">Review Boolean </w:t>
+      </w:r>
+      <w:r>
+        <w:rPr>
+          <w:b/>
+        </w:rPr>
+        <w:t>condition</w:t>
+      </w:r>
+      <w:r>
+        <w:rPr>
+          <w:b w:val="0"/>
+        </w:rPr>
+        <w:t>s (python-bridge/4). Goal: Translate stated requirements into comparisons. Short practice: Give both comparison results for ages 11, 15 and 16.</w:t>
+      </w:r>
+    </w:p>
+    <w:p>
+      <w:pPr>
+        <w:spacing w:line="336" w:lineRule="auto" w:after="180"/>
+      </w:pPr>
+      <w:r>
+        <w:rPr>
+          <w:b w:val="0"/>
+        </w:rPr>
+        <w:t>Which comparison rejects each outside value, and why does and matter?. Return to this week and explain what you changed.</w:t>
+      </w:r>
+    </w:p>
+    <w:p>
+      <w:pPr>
+        <w:spacing w:line="336" w:lineRule="auto" w:after="180"/>
+      </w:pPr>
+      <w:r>
+        <w:rPr>
+          <w:b w:val="0"/>
+        </w:rPr>
+        <w:t xml:space="preserve">Review Values variables and types (python-bridge/2). Goal: Distinguish integer, floating-point, text and Boolean values. Short practice: Predict both print </w:t>
+      </w:r>
+      <w:r>
+        <w:rPr>
+          <w:b/>
+        </w:rPr>
+        <w:t>output</w:t>
+      </w:r>
+      <w:r>
+        <w:rPr>
+          <w:b w:val="0"/>
+        </w:rPr>
+        <w:t>s and explain why they differ.</w:t>
+      </w:r>
+    </w:p>
+    <w:p>
+      <w:pPr>
+        <w:spacing w:line="336" w:lineRule="auto" w:after="180"/>
+      </w:pPr>
+      <w:r>
+        <w:rPr>
+          <w:b w:val="0"/>
+        </w:rPr>
+        <w:t xml:space="preserve">Does count+tag work, and what happens to each valid </w:t>
+      </w:r>
+      <w:r>
+        <w:rPr>
+          <w:b/>
+        </w:rPr>
+        <w:t>output</w:t>
+      </w:r>
+      <w:r>
+        <w:rPr>
+          <w:b w:val="0"/>
+        </w:rPr>
+        <w:t xml:space="preserve"> after count becomes ten?. Return to this week and explain what you changed.</w:t>
+      </w:r>
+    </w:p>
+    <w:p>
+      <w:pPr>
+        <w:spacing w:line="336" w:lineRule="auto" w:after="180"/>
+      </w:pPr>
+      <w:r>
+        <w:rPr>
+          <w:b w:val="0"/>
+        </w:rPr>
+        <w:t xml:space="preserve">The browser lab lets you edit the supported Python examples already included in this lesson. Predict first, run, inspect the actual </w:t>
+      </w:r>
+      <w:r>
+        <w:rPr>
+          <w:b/>
+        </w:rPr>
+        <w:t>output</w:t>
+      </w:r>
+      <w:r>
+        <w:rPr>
+          <w:b w:val="0"/>
+        </w:rPr>
+        <w:t xml:space="preserve"> or error, change one </w:t>
+      </w:r>
+      <w:r>
+        <w:rPr>
+          <w:b/>
+        </w:rPr>
+        <w:t>input</w:t>
+      </w:r>
+      <w:r>
+        <w:rPr>
+          <w:b w:val="0"/>
+        </w:rPr>
+        <w:t>, then run again.</w:t>
+      </w:r>
+    </w:p>
+    <w:p>
+      <w:pPr>
+        <w:spacing w:line="336" w:lineRule="auto" w:after="180"/>
+      </w:pPr>
+      <w:r>
+        <w:rPr>
+          <w:b w:val="0"/>
+        </w:rPr>
+        <w:t xml:space="preserve">Keep code, </w:t>
+      </w:r>
+      <w:r>
+        <w:rPr>
+          <w:b/>
+        </w:rPr>
+        <w:t>prediction</w:t>
+      </w:r>
+      <w:r>
+        <w:rPr>
+          <w:b w:val="0"/>
+        </w:rPr>
+        <w:t>s, actual results and a reasoned revision together. On paper, label your result as a trace rather than an execution.</w:t>
+      </w:r>
+    </w:p>
+    <w:p>
+      <w:pPr>
+        <w:spacing w:line="336" w:lineRule="auto" w:after="180"/>
+      </w:pPr>
+      <w:r>
+        <w:rPr>
+          <w:b w:val="0"/>
+        </w:rPr>
+        <w:t xml:space="preserve">Use Download completed work in the hosted lesson to export your answers, reflections, practice feedback and code-run </w:t>
+      </w:r>
+      <w:r>
+        <w:rPr>
+          <w:b/>
+        </w:rPr>
+        <w:t>evidence</w:t>
+      </w:r>
+      <w:r>
+        <w:rPr>
+          <w:b w:val="0"/>
+        </w:rPr>
+        <w:t>. Open the HTML copy to read or print it.</w:t>
+      </w:r>
+    </w:p>
+    <w:p>
+      <w:pPr>
+        <w:spacing w:line="336" w:lineRule="auto" w:after="180"/>
+      </w:pPr>
+      <w:r>
+        <w:rPr>
+          <w:b w:val="0"/>
+        </w:rPr>
+        <w:t>Drafts stay in this browser when storage is available; clear drafts on a shared device.</w:t>
+      </w:r>
+    </w:p>
+    <w:p>
+      <w:pPr>
+        <w:pStyle w:val="Heading3"/>
+      </w:pPr>
+      <w:r>
+        <w:t>What I repaired, the evidence I kept and the next test</w:t>
+      </w:r>
+    </w:p>
+    <w:p>
+      <w:r>
+        <w:t>________________________________________________________________</w:t>
+      </w:r>
+    </w:p>
+    <w:p>
+      <w:r>
+        <w:t>________________________________________________________________</w:t>
+      </w:r>
+    </w:p>
+    <w:p>
+      <w:r>
+        <w:t>________________________________________________________________</w:t>
+      </w:r>
+    </w:p>
+    <w:p>
+      <w:r>
+        <w:t>________________________________________________________________</w:t>
+      </w:r>
+    </w:p>
+    <w:p>
+      <w:r>
+        <w:t>________________________________________________________________</w:t>
+      </w:r>
+    </w:p>
+    <w:p>
+      <w:pPr>
+        <w:pStyle w:val="Heading2"/>
+      </w:pPr>
+      <w:r>
+        <w:t>Earlier wording, alternatives and picture transcripts · reference / check after trying</w:t>
       </w:r>
     </w:p>
     <w:p>
@@ -1740,98 +1926,10 @@
     </w:p>
     <w:p>
       <w:pPr>
-        <w:spacing w:line="336" w:lineRule="auto" w:after="180"/>
-      </w:pPr>
-      <w:r>
-        <w:rPr>
-          <w:b w:val="0"/>
-        </w:rPr>
-        <w:t xml:space="preserve">Check invalid values before </w:t>
-      </w:r>
-      <w:r>
-        <w:rPr>
-          <w:b/>
-        </w:rPr>
-        <w:t>branch</w:t>
-      </w:r>
-      <w:r>
-        <w:rPr>
-          <w:b w:val="0"/>
-        </w:rPr>
-        <w:t>ing. A toy shelf label uses fewer than five books as "small", otherwise "large", but negative counts are invalid.</w:t>
-      </w:r>
-    </w:p>
-    <w:p>
-      <w:pPr>
         <w:pStyle w:val="Heading3"/>
       </w:pPr>
       <w:r>
-        <w:t>Practice 1: explain the deciding evidence</w:t>
-      </w:r>
-    </w:p>
-    <w:p>
-      <w:pPr>
-        <w:spacing w:line="336" w:lineRule="auto" w:after="180"/>
-      </w:pPr>
-      <w:r>
-        <w:rPr>
-          <w:b w:val="0"/>
-        </w:rPr>
-        <w:t xml:space="preserve">Which labelled step matches this detail? For count=5, both earlier </w:t>
-      </w:r>
-      <w:r>
-        <w:rPr>
-          <w:b/>
-        </w:rPr>
-        <w:t>condition</w:t>
-      </w:r>
-      <w:r>
-        <w:rPr>
-          <w:b w:val="0"/>
-        </w:rPr>
-        <w:t>s fail, so large is selected.</w:t>
-      </w:r>
-    </w:p>
-    <w:p>
-      <w:pPr>
-        <w:spacing w:line="336" w:lineRule="auto" w:after="180"/>
-        <w:shd w:fill="F4F9FC"/>
-      </w:pPr>
-      <w:r>
-        <w:rPr>
-          <w:b w:val="0"/>
-        </w:rPr>
-        <w:t>1. Check validity</w:t>
-      </w:r>
-    </w:p>
-    <w:p>
-      <w:pPr>
-        <w:spacing w:line="336" w:lineRule="auto" w:after="180"/>
-        <w:shd w:fill="F4F9FC"/>
-      </w:pPr>
-      <w:r>
-        <w:rPr>
-          <w:b w:val="0"/>
-        </w:rPr>
-        <w:t>2. Handle equality</w:t>
-      </w:r>
-    </w:p>
-    <w:p>
-      <w:pPr>
-        <w:spacing w:line="336" w:lineRule="auto" w:after="180"/>
-        <w:shd w:fill="F4F9FC"/>
-      </w:pPr>
-      <w:r>
-        <w:rPr>
-          <w:b w:val="0"/>
-        </w:rPr>
-        <w:t xml:space="preserve">3. Check small </w:t>
-      </w:r>
-      <w:r>
-        <w:rPr>
-          <w:b/>
-        </w:rPr>
-        <w:t>boundary</w:t>
+        <w:t>Repair a missing building block</w:t>
       </w:r>
     </w:p>
     <w:p>
@@ -1839,32 +1937,7 @@
         <w:pStyle w:val="Heading3"/>
       </w:pPr>
       <w:r>
-        <w:t>My selected conclusion, deciding fact and explanation</w:t>
-      </w:r>
-    </w:p>
-    <w:p>
-      <w:r>
-        <w:t>________________________________________________________________</w:t>
-      </w:r>
-    </w:p>
-    <w:p>
-      <w:r>
-        <w:t>________________________________________________________________</w:t>
-      </w:r>
-    </w:p>
-    <w:p>
-      <w:r>
-        <w:t>________________________________________________________________</w:t>
-      </w:r>
-    </w:p>
-    <w:p>
-      <w:r>
-        <w:t>________________________________________________________________</w:t>
-      </w:r>
-    </w:p>
-    <w:p>
-      <w:r>
-        <w:t>________________________________________________________________</w:t>
+        <w:t>Predict, run and debug</w:t>
       </w:r>
     </w:p>
     <w:p>
@@ -1872,507 +1945,25 @@
         <w:pStyle w:val="Heading3"/>
       </w:pPr>
       <w:r>
-        <w:t>Hint · try first</w:t>
-      </w:r>
-    </w:p>
-    <w:p>
-      <w:pPr>
-        <w:spacing w:line="336" w:lineRule="auto" w:after="180"/>
-        <w:shd w:fill="F1F6F8"/>
-      </w:pPr>
-      <w:r>
-        <w:rPr>
-          <w:b w:val="0"/>
-        </w:rPr>
-        <w:t>Hint if needed: Read the steps in the pictorial case. Match the supplied detail to the stage that performs or records it.</w:t>
-      </w:r>
-    </w:p>
-    <w:p>
-      <w:pPr>
-        <w:pStyle w:val="Heading3"/>
-      </w:pPr>
-      <w:r>
-        <w:t>Feedback · compare after trying</w:t>
-      </w:r>
-    </w:p>
-    <w:p>
-      <w:pPr>
-        <w:spacing w:line="336" w:lineRule="auto" w:after="180"/>
-        <w:shd w:fill="F1F6FC"/>
-      </w:pPr>
-      <w:r>
-        <w:rPr>
-          <w:b w:val="0"/>
-        </w:rPr>
-        <w:t xml:space="preserve">After your attempt, compare with the supported explanation: Handle equality For count=5, both earlier </w:t>
-      </w:r>
-      <w:r>
-        <w:rPr>
-          <w:b/>
-        </w:rPr>
-        <w:t>condition</w:t>
-      </w:r>
-      <w:r>
-        <w:rPr>
-          <w:b w:val="0"/>
-        </w:rPr>
-        <w:t xml:space="preserve">s fail, so large is selected. An if/elif/else chain selects the first matching </w:t>
-      </w:r>
-      <w:r>
-        <w:rPr>
-          <w:b/>
-        </w:rPr>
-        <w:t>branch</w:t>
-      </w:r>
-      <w:r>
-        <w:rPr>
-          <w:b w:val="0"/>
-        </w:rPr>
-        <w:t>.</w:t>
-      </w:r>
-    </w:p>
-    <w:p>
-      <w:pPr>
-        <w:spacing w:line="336" w:lineRule="auto" w:after="180"/>
-        <w:shd w:fill="F1F6FC"/>
-      </w:pPr>
-      <w:r>
-        <w:rPr>
-          <w:b w:val="0"/>
-        </w:rPr>
-        <w:t>Putting invalid handling first prevents a negative count from being mislabelled as a small valid collection.</w:t>
-      </w:r>
-    </w:p>
-    <w:p>
-      <w:pPr>
-        <w:pStyle w:val="Heading3"/>
-      </w:pPr>
-      <w:r>
-        <w:t>Practice 2: explain the deciding evidence</w:t>
-      </w:r>
-    </w:p>
-    <w:p>
-      <w:pPr>
-        <w:pStyle w:val="Heading3"/>
-      </w:pPr>
-      <w:r>
-        <w:t>Changed case · predict first</w:t>
-      </w:r>
-    </w:p>
-    <w:p>
-      <w:pPr>
-        <w:spacing w:line="336" w:lineRule="auto" w:after="180"/>
-        <w:shd w:fill="F5F1FB"/>
-      </w:pPr>
-      <w:r>
-        <w:rPr>
-          <w:b w:val="0"/>
-        </w:rPr>
-        <w:t xml:space="preserve">Changed-case practice: Remove the first negative-count </w:t>
-      </w:r>
-      <w:r>
-        <w:rPr>
-          <w:b/>
-        </w:rPr>
-        <w:t>branch</w:t>
-      </w:r>
-      <w:r>
-        <w:rPr>
-          <w:b w:val="0"/>
-        </w:rPr>
-        <w:t>. Which conclusion is supported by the supplied facts?</w:t>
-      </w:r>
-    </w:p>
-    <w:p>
-      <w:pPr>
-        <w:spacing w:line="336" w:lineRule="auto" w:after="180"/>
-        <w:shd w:fill="F4F9FC"/>
-      </w:pPr>
-      <w:r>
-        <w:rPr>
-          <w:b w:val="0"/>
-        </w:rPr>
-        <w:t xml:space="preserve">1. This one example guarantees correct results for every future </w:t>
-      </w:r>
-      <w:r>
-        <w:rPr>
-          <w:b/>
-        </w:rPr>
-        <w:t>input</w:t>
-      </w:r>
-      <w:r>
-        <w:rPr>
-          <w:b w:val="0"/>
-        </w:rPr>
-        <w:t>.</w:t>
-      </w:r>
-    </w:p>
-    <w:p>
-      <w:pPr>
-        <w:spacing w:line="336" w:lineRule="auto" w:after="180"/>
-        <w:shd w:fill="F4F9FC"/>
-      </w:pPr>
-      <w:r>
-        <w:rPr>
-          <w:b w:val="0"/>
-        </w:rPr>
-        <w:t>2. A count of -2 would incorrectly receive small.</w:t>
-      </w:r>
-    </w:p>
-    <w:p>
-      <w:pPr>
-        <w:spacing w:line="336" w:lineRule="auto" w:after="180"/>
-        <w:shd w:fill="F4F9FC"/>
-      </w:pPr>
-      <w:r>
-        <w:rPr>
-          <w:b w:val="0"/>
-        </w:rPr>
-        <w:t xml:space="preserve">3. We can decide the result without examining the changed </w:t>
-      </w:r>
-      <w:r>
-        <w:rPr>
-          <w:b/>
-        </w:rPr>
-        <w:t>input</w:t>
-      </w:r>
-      <w:r>
-        <w:rPr>
-          <w:b w:val="0"/>
-        </w:rPr>
-        <w:t xml:space="preserve"> or the procedure.</w:t>
-      </w:r>
-    </w:p>
-    <w:p>
-      <w:pPr>
-        <w:pStyle w:val="Heading3"/>
-      </w:pPr>
-      <w:r>
-        <w:t>My selected conclusion, deciding fact and explanation</w:t>
-      </w:r>
-    </w:p>
-    <w:p>
-      <w:r>
-        <w:t>________________________________________________________________</w:t>
-      </w:r>
-    </w:p>
-    <w:p>
-      <w:r>
-        <w:t>________________________________________________________________</w:t>
-      </w:r>
-    </w:p>
-    <w:p>
-      <w:r>
-        <w:t>________________________________________________________________</w:t>
-      </w:r>
-    </w:p>
-    <w:p>
-      <w:r>
-        <w:t>________________________________________________________________</w:t>
-      </w:r>
-    </w:p>
-    <w:p>
-      <w:r>
-        <w:t>________________________________________________________________</w:t>
-      </w:r>
-    </w:p>
-    <w:p>
-      <w:pPr>
-        <w:pStyle w:val="Heading3"/>
-      </w:pPr>
-      <w:r>
-        <w:t>Hint · try first</w:t>
-      </w:r>
-    </w:p>
-    <w:p>
-      <w:pPr>
-        <w:spacing w:line="336" w:lineRule="auto" w:after="180"/>
-        <w:shd w:fill="F1F6F8"/>
-      </w:pPr>
-      <w:r>
-        <w:rPr>
-          <w:b w:val="0"/>
-        </w:rPr>
-        <w:t xml:space="preserve">Hint if needed: Use the changed </w:t>
-      </w:r>
-      <w:r>
-        <w:rPr>
-          <w:b/>
-        </w:rPr>
-        <w:t>condition</w:t>
-      </w:r>
-      <w:r>
-        <w:rPr>
-          <w:b w:val="0"/>
-        </w:rPr>
-        <w:t xml:space="preserve"> and the deciding step in the pictorial trace. The answer must say what follows from those facts.</w:t>
-      </w:r>
-    </w:p>
-    <w:p>
-      <w:pPr>
-        <w:pStyle w:val="Heading3"/>
-      </w:pPr>
-      <w:r>
-        <w:t>Feedback · compare after trying</w:t>
-      </w:r>
-    </w:p>
-    <w:p>
-      <w:pPr>
-        <w:spacing w:line="336" w:lineRule="auto" w:after="180"/>
-        <w:shd w:fill="F1F6FC"/>
-      </w:pPr>
-      <w:r>
-        <w:rPr>
-          <w:b w:val="0"/>
-        </w:rPr>
-        <w:t>After your attempt, compare with the supported explanation: A count of -2 would incorrectly receive small. Negative two is less than five, but it is not a permitted measured count.</w:t>
-      </w:r>
-    </w:p>
-    <w:p>
-      <w:pPr>
-        <w:pStyle w:val="Heading3"/>
-      </w:pPr>
-      <w:r>
-        <w:t>Repair a missing building block</w:t>
-      </w:r>
-    </w:p>
-    <w:p>
-      <w:pPr>
-        <w:spacing w:line="336" w:lineRule="auto" w:after="180"/>
-      </w:pPr>
-      <w:r>
-        <w:rPr>
-          <w:b w:val="0"/>
-        </w:rPr>
-        <w:t xml:space="preserve">Review Boolean </w:t>
-      </w:r>
-      <w:r>
-        <w:rPr>
-          <w:b/>
-        </w:rPr>
-        <w:t>condition</w:t>
-      </w:r>
-      <w:r>
-        <w:rPr>
-          <w:b w:val="0"/>
-        </w:rPr>
-        <w:t>s (python-bridge/4). Goal: Translate stated requirements into comparisons. Short practice: Give both comparison results for ages 11, 15 and 16.</w:t>
-      </w:r>
-    </w:p>
-    <w:p>
-      <w:pPr>
-        <w:spacing w:line="336" w:lineRule="auto" w:after="180"/>
-      </w:pPr>
-      <w:r>
-        <w:rPr>
-          <w:b w:val="0"/>
-        </w:rPr>
-        <w:t>Which comparison rejects each outside value, and why does and matter?. Return to this week and explain what you changed.</w:t>
-      </w:r>
-    </w:p>
-    <w:p>
-      <w:pPr>
-        <w:spacing w:line="336" w:lineRule="auto" w:after="180"/>
-      </w:pPr>
-      <w:r>
-        <w:rPr>
-          <w:b w:val="0"/>
-        </w:rPr>
-        <w:t xml:space="preserve">Review Values variables and types (python-bridge/2). Goal: Distinguish integer, floating-point, text and Boolean values. Short practice: Predict both print </w:t>
-      </w:r>
-      <w:r>
-        <w:rPr>
-          <w:b/>
-        </w:rPr>
-        <w:t>output</w:t>
-      </w:r>
-      <w:r>
-        <w:rPr>
-          <w:b w:val="0"/>
-        </w:rPr>
-        <w:t>s and explain why they differ.</w:t>
-      </w:r>
-    </w:p>
-    <w:p>
-      <w:pPr>
-        <w:spacing w:line="336" w:lineRule="auto" w:after="180"/>
-      </w:pPr>
-      <w:r>
-        <w:rPr>
-          <w:b w:val="0"/>
-        </w:rPr>
-        <w:t xml:space="preserve">Does count+tag work, and what happens to each valid </w:t>
-      </w:r>
-      <w:r>
-        <w:rPr>
-          <w:b/>
-        </w:rPr>
-        <w:t>output</w:t>
-      </w:r>
-      <w:r>
-        <w:rPr>
-          <w:b w:val="0"/>
-        </w:rPr>
-        <w:t xml:space="preserve"> after count becomes ten?. Return to this week and explain what you changed.</w:t>
-      </w:r>
-    </w:p>
-    <w:p>
-      <w:pPr>
-        <w:pStyle w:val="Heading3"/>
-      </w:pPr>
-      <w:r>
-        <w:t>Predict, run and debug</w:t>
-      </w:r>
-    </w:p>
-    <w:p>
-      <w:pPr>
-        <w:spacing w:line="336" w:lineRule="auto" w:after="180"/>
-      </w:pPr>
-      <w:r>
-        <w:rPr>
-          <w:b w:val="0"/>
-        </w:rPr>
-        <w:t xml:space="preserve">The browser lab lets you edit the supported Python examples already included in this lesson. Predict first, run, inspect the actual </w:t>
-      </w:r>
-      <w:r>
-        <w:rPr>
-          <w:b/>
-        </w:rPr>
-        <w:t>output</w:t>
-      </w:r>
-      <w:r>
-        <w:rPr>
-          <w:b w:val="0"/>
-        </w:rPr>
-        <w:t xml:space="preserve"> or error, change one </w:t>
-      </w:r>
-      <w:r>
-        <w:rPr>
-          <w:b/>
-        </w:rPr>
-        <w:t>input</w:t>
-      </w:r>
-      <w:r>
-        <w:rPr>
-          <w:b w:val="0"/>
-        </w:rPr>
-        <w:t>, then run again.</w:t>
-      </w:r>
-    </w:p>
-    <w:p>
-      <w:pPr>
-        <w:spacing w:line="336" w:lineRule="auto" w:after="180"/>
-      </w:pPr>
-      <w:r>
-        <w:rPr>
-          <w:b w:val="0"/>
-        </w:rPr>
-        <w:t xml:space="preserve">Keep code, </w:t>
-      </w:r>
-      <w:r>
-        <w:rPr>
-          <w:b/>
-        </w:rPr>
-        <w:t>prediction</w:t>
-      </w:r>
-      <w:r>
-        <w:rPr>
-          <w:b w:val="0"/>
-        </w:rPr>
-        <w:t>s, actual results and a reasoned revision together. On paper, label your result as a trace rather than an execution.</w:t>
-      </w:r>
-    </w:p>
-    <w:p>
-      <w:pPr>
-        <w:pStyle w:val="Heading3"/>
-      </w:pPr>
-      <w:r>
         <w:t>Keep your completed work</w:t>
       </w:r>
     </w:p>
     <w:p>
       <w:pPr>
-        <w:spacing w:line="336" w:lineRule="auto" w:after="180"/>
-      </w:pPr>
-      <w:r>
-        <w:rPr>
-          <w:b w:val="0"/>
-        </w:rPr>
-        <w:t xml:space="preserve">Use Download completed work in the hosted lesson to export your answers, reflections, practice feedback and code-run </w:t>
-      </w:r>
-      <w:r>
-        <w:rPr>
-          <w:b/>
-        </w:rPr>
-        <w:t>evidence</w:t>
-      </w:r>
-      <w:r>
-        <w:rPr>
-          <w:b w:val="0"/>
-        </w:rPr>
-        <w:t>. Open the HTML copy to read or print it.</w:t>
-      </w:r>
-    </w:p>
-    <w:p>
-      <w:pPr>
-        <w:spacing w:line="336" w:lineRule="auto" w:after="180"/>
-      </w:pPr>
-      <w:r>
-        <w:rPr>
-          <w:b w:val="0"/>
-        </w:rPr>
-        <w:t>Drafts stay in this browser when storage is available; clear drafts on a shared device.</w:t>
-      </w:r>
-    </w:p>
-    <w:p>
-      <w:pPr>
-        <w:pStyle w:val="Heading3"/>
-      </w:pPr>
-      <w:r>
-        <w:t>What I repaired, the evidence I kept and the next test</w:t>
-      </w:r>
-    </w:p>
-    <w:p>
-      <w:r>
-        <w:t>________________________________________________________________</w:t>
-      </w:r>
-    </w:p>
-    <w:p>
-      <w:r>
-        <w:t>________________________________________________________________</w:t>
-      </w:r>
-    </w:p>
-    <w:p>
-      <w:r>
-        <w:t>________________________________________________________________</w:t>
-      </w:r>
-    </w:p>
-    <w:p>
-      <w:r>
-        <w:t>________________________________________________________________</w:t>
-      </w:r>
-    </w:p>
-    <w:p>
-      <w:r>
-        <w:t>________________________________________________________________</w:t>
-      </w:r>
-    </w:p>
-    <w:p>
-      <w:pPr>
         <w:pStyle w:val="Heading1"/>
       </w:pPr>
       <w:r>
-        <w:t>15. Visual concept journey</w:t>
-      </w:r>
-    </w:p>
-    <w:p>
-      <w:r>
-        <w:t>Explain each Branching and boundary tests picture from its labels, then record a relevant limit.</w:t>
-      </w:r>
-    </w:p>
-    <w:p>
-      <w:pPr>
-        <w:pStyle w:val="Heading3"/>
+        <w:t>15. Reference · Six-picture response sheets</w:t>
+      </w:r>
+    </w:p>
+    <w:p>
+      <w:r>
+        <w:t>Use the picture relevant to a current gap.</w:t>
+      </w:r>
+    </w:p>
+    <w:p>
+      <w:pPr>
+        <w:pStyle w:val="Heading2"/>
       </w:pPr>
       <w:r>
         <w:t>01. Branching and boundary tests: the case</w:t>
@@ -2463,7 +2054,6 @@
     <w:p>
       <w:pPr>
         <w:spacing w:line="336" w:lineRule="auto" w:after="180"/>
-        <w:shd w:fill="F5F1FB"/>
       </w:pPr>
       <w:r>
         <w:rPr>
@@ -2502,7 +2092,7 @@
     </w:p>
     <w:p>
       <w:pPr>
-        <w:pStyle w:val="Heading3"/>
+        <w:pStyle w:val="Heading2"/>
       </w:pPr>
       <w:r>
         <w:t>02. Follow the deciding steps</w:t>
@@ -2594,7 +2184,6 @@
     <w:p>
       <w:pPr>
         <w:spacing w:line="336" w:lineRule="auto" w:after="180"/>
-        <w:shd w:fill="F5F1FB"/>
       </w:pPr>
       <w:r>
         <w:rPr>
@@ -2645,7 +2234,7 @@
     </w:p>
     <w:p>
       <w:pPr>
-        <w:pStyle w:val="Heading3"/>
+        <w:pStyle w:val="Heading2"/>
       </w:pPr>
       <w:r>
         <w:t>03. Check invalid values before the size rule</w:t>
@@ -2713,7 +2302,6 @@
     <w:p>
       <w:pPr>
         <w:spacing w:line="336" w:lineRule="auto" w:after="180"/>
-        <w:shd w:fill="F5F1FB"/>
       </w:pPr>
       <w:r>
         <w:rPr>
@@ -2752,7 +2340,7 @@
     </w:p>
     <w:p>
       <w:pPr>
-        <w:pStyle w:val="Heading3"/>
+        <w:pStyle w:val="Heading2"/>
       </w:pPr>
       <w:r>
         <w:t>04. Change one thing. Trace what follows.</w:t>
@@ -2855,7 +2443,6 @@
     <w:p>
       <w:pPr>
         <w:spacing w:line="336" w:lineRule="auto" w:after="180"/>
-        <w:shd w:fill="F5F1FB"/>
       </w:pPr>
       <w:r>
         <w:rPr>
@@ -2894,7 +2481,7 @@
     </w:p>
     <w:p>
       <w:pPr>
-        <w:pStyle w:val="Heading3"/>
+        <w:pStyle w:val="Heading2"/>
       </w:pPr>
       <w:r>
         <w:t>05. Connect the explanation to its limit</w:t>
@@ -2973,7 +2560,6 @@
     <w:p>
       <w:pPr>
         <w:spacing w:line="336" w:lineRule="auto" w:after="180"/>
-        <w:shd w:fill="F5F1FB"/>
       </w:pPr>
       <w:r>
         <w:rPr>
@@ -3012,7 +2598,7 @@
     </w:p>
     <w:p>
       <w:pPr>
-        <w:pStyle w:val="Heading3"/>
+        <w:pStyle w:val="Heading2"/>
       </w:pPr>
       <w:r>
         <w:t>06. Make the idea visible in your project</w:t>
@@ -3127,7 +2713,6 @@
     <w:p>
       <w:pPr>
         <w:spacing w:line="336" w:lineRule="auto" w:after="180"/>
-        <w:shd w:fill="F5F1FB"/>
       </w:pPr>
       <w:r>
         <w:rPr>
@@ -3174,6 +2759,62 @@
     <w:p>
       <w:r>
         <w:t>________________________________________________________________</w:t>
+      </w:r>
+    </w:p>
+    <w:p>
+      <w:pPr>
+        <w:pStyle w:val="Heading2"/>
+      </w:pPr>
+      <w:r>
+        <w:t>Earlier wording, alternatives and picture transcripts · reference / check after trying</w:t>
+      </w:r>
+    </w:p>
+    <w:p>
+      <w:pPr>
+        <w:pStyle w:val="Heading3"/>
+      </w:pPr>
+      <w:r>
+        <w:t>01. Branching and boundary tests: the case</w:t>
+      </w:r>
+    </w:p>
+    <w:p>
+      <w:pPr>
+        <w:pStyle w:val="Heading3"/>
+      </w:pPr>
+      <w:r>
+        <w:t>02. Follow the deciding steps</w:t>
+      </w:r>
+    </w:p>
+    <w:p>
+      <w:pPr>
+        <w:pStyle w:val="Heading3"/>
+      </w:pPr>
+      <w:r>
+        <w:t>03. Check invalid values before the size rule</w:t>
+      </w:r>
+    </w:p>
+    <w:p>
+      <w:pPr>
+        <w:pStyle w:val="Heading3"/>
+      </w:pPr>
+      <w:r>
+        <w:t>04. Change one thing. Trace what follows.</w:t>
+      </w:r>
+    </w:p>
+    <w:p>
+      <w:pPr>
+        <w:pStyle w:val="Heading3"/>
+      </w:pPr>
+      <w:r>
+        <w:t>05. Connect the explanation to its limit</w:t>
+      </w:r>
+    </w:p>
+    <w:p>
+      <w:pPr>
+        <w:pStyle w:val="Heading3"/>
+      </w:pPr>
+      <w:r>
+        <w:t>06. Make the idea visible in your project</w:t>
       </w:r>
     </w:p>
     <w:sectPr>
